--- a/2022/Drafts/Compliance Documents/LMCI-HERS/2022-LMCI-MCH-23a-H-AirflowRate-AllZonesCallingOnly.docx
+++ b/2022/Drafts/Compliance Documents/LMCI-HERS/2022-LMCI-MCH-23a-H-AirflowRate-AllZonesCallingOnly.docx
@@ -2594,16 +2594,7 @@
                 <w:sz w:val="18"/>
                 <w:szCs w:val="18"/>
               </w:rPr>
-              <w:t>(b)5</w:t>
-            </w:r>
-            <w:proofErr w:type="gramStart"/>
-            <w:r>
-              <w:rPr>
-                <w:rFonts w:asciiTheme="minorHAnsi" w:hAnsiTheme="minorHAnsi"/>
-                <w:sz w:val="18"/>
-                <w:szCs w:val="18"/>
-              </w:rPr>
-              <w:t>L</w:t>
+              <w:t>(b)5L</w:t>
             </w:r>
             <w:r>
               <w:rPr>
@@ -2619,16 +2610,7 @@
                 <w:sz w:val="18"/>
                 <w:szCs w:val="18"/>
               </w:rPr>
-              <w:t xml:space="preserve"> were</w:t>
-            </w:r>
-            <w:proofErr w:type="gramEnd"/>
-            <w:r>
-              <w:rPr>
-                <w:rFonts w:asciiTheme="minorHAnsi" w:hAnsiTheme="minorHAnsi"/>
-                <w:sz w:val="18"/>
-                <w:szCs w:val="18"/>
-              </w:rPr>
-              <w:t xml:space="preserve"> properly installed in the system during system airflow rate measurement identified on this Certificate of Installation.</w:t>
+              <w:t xml:space="preserve"> were properly installed in the system during system airflow rate measurement identified on this Certificate of Installation.</w:t>
             </w:r>
           </w:p>
         </w:tc>
@@ -3018,25 +3000,7 @@
                 <w:sz w:val="18"/>
                 <w:szCs w:val="18"/>
               </w:rPr>
-              <w:t xml:space="preserve">If fresh air duct is part of the HVAC </w:t>
-            </w:r>
-            <w:proofErr w:type="gramStart"/>
-            <w:r>
-              <w:rPr>
-                <w:rFonts w:asciiTheme="minorHAnsi" w:hAnsiTheme="minorHAnsi"/>
-                <w:sz w:val="18"/>
-                <w:szCs w:val="18"/>
-              </w:rPr>
-              <w:t>system</w:t>
-            </w:r>
-            <w:proofErr w:type="gramEnd"/>
-            <w:r>
-              <w:rPr>
-                <w:rFonts w:asciiTheme="minorHAnsi" w:hAnsiTheme="minorHAnsi"/>
-                <w:sz w:val="18"/>
-                <w:szCs w:val="18"/>
-              </w:rPr>
-              <w:t xml:space="preserve"> it was not closed during the diagnostic test.</w:t>
+              <w:t>If fresh air duct is part of the HVAC system it was not closed during the diagnostic test.</w:t>
             </w:r>
           </w:p>
         </w:tc>
@@ -3650,21 +3614,7 @@
               <w:rPr>
                 <w:rFonts w:asciiTheme="minorHAnsi" w:hAnsiTheme="minorHAnsi" w:cstheme="minorHAnsi"/>
               </w:rPr>
-              <w:t xml:space="preserve">The constructed or installed features, materials, </w:t>
-            </w:r>
-            <w:proofErr w:type="gramStart"/>
-            <w:r>
-              <w:rPr>
-                <w:rFonts w:asciiTheme="minorHAnsi" w:hAnsiTheme="minorHAnsi" w:cstheme="minorHAnsi"/>
-              </w:rPr>
-              <w:t>components</w:t>
-            </w:r>
-            <w:proofErr w:type="gramEnd"/>
-            <w:r>
-              <w:rPr>
-                <w:rFonts w:asciiTheme="minorHAnsi" w:hAnsiTheme="minorHAnsi" w:cstheme="minorHAnsi"/>
-              </w:rPr>
-              <w:t xml:space="preserve"> or manufactured devices (the installation) identified on this certificate of installation conforms to all applicable codes and regulations and the installation conforms to the requirements given on the certificate of compliance, plans, and specifications approved by the enforcement agency.</w:t>
+              <w:t>The constructed or installed features, materials, components or manufactured devices (the installation) identified on this certificate of installation conforms to all applicable codes and regulations and the installation conforms to the requirements given on the certificate of compliance, plans, and specifications approved by the enforcement agency.</w:t>
             </w:r>
           </w:p>
           <w:p>
@@ -3882,21 +3832,7 @@
               <w:rPr>
                 <w:rFonts w:ascii="Calibri" w:hAnsi="Calibri"/>
               </w:rPr>
-              <w:t>Company Name</w:t>
-            </w:r>
-            <w:proofErr w:type="gramStart"/>
-            <w:r>
-              <w:rPr>
-                <w:rFonts w:ascii="Calibri" w:hAnsi="Calibri"/>
-              </w:rPr>
-              <w:t>:  (</w:t>
-            </w:r>
-            <w:proofErr w:type="gramEnd"/>
-            <w:r>
-              <w:rPr>
-                <w:rFonts w:ascii="Calibri" w:hAnsi="Calibri"/>
-              </w:rPr>
-              <w:t>Installing Subcontractor or General Contractor or Builder/Owner)</w:t>
+              <w:t>Company Name:  (Installing Subcontractor or General Contractor or Builder/Owner)</w:t>
             </w:r>
           </w:p>
         </w:tc>
@@ -4919,21 +4855,7 @@
         <w:rPr>
           <w:rFonts w:ascii="Calibri" w:hAnsi="Calibri"/>
         </w:rPr>
-        <w:t xml:space="preserve"> If the number of indoor units connected to the outdoor unit is equal to one or the system is a packaged </w:t>
-      </w:r>
-      <w:proofErr w:type="gramStart"/>
-      <w:r>
-        <w:rPr>
-          <w:rFonts w:ascii="Calibri" w:hAnsi="Calibri"/>
-        </w:rPr>
-        <w:t>system</w:t>
-      </w:r>
-      <w:proofErr w:type="gramEnd"/>
-      <w:r>
-        <w:rPr>
-          <w:rFonts w:ascii="Calibri" w:hAnsi="Calibri"/>
-        </w:rPr>
-        <w:t xml:space="preserve"> then this field is equal to the nominal cooling capacity of the condenser. If the number of indoor units connected to the outdoor unit is greater than one this field is equal to the indoor unit nominal cooling capacity.</w:t>
+        <w:t xml:space="preserve"> If the number of indoor units connected to the outdoor unit is equal to one or the system is a packaged system then this field is equal to the nominal cooling capacity of the condenser. If the number of indoor units connected to the outdoor unit is greater than one this field is equal to the indoor unit nominal cooling capacity.</w:t>
       </w:r>
     </w:p>
     <w:p>
@@ -5304,23 +5226,7 @@
           <w:rFonts w:ascii="Calibri" w:hAnsi="Calibri"/>
           <w:bCs/>
         </w:rPr>
-        <w:t xml:space="preserve">If a Hole Static Pressure Probe is </w:t>
-      </w:r>
-      <w:proofErr w:type="gramStart"/>
-      <w:r>
-        <w:rPr>
-          <w:rFonts w:ascii="Calibri" w:hAnsi="Calibri"/>
-          <w:bCs/>
-        </w:rPr>
-        <w:t>installed</w:t>
-      </w:r>
-      <w:proofErr w:type="gramEnd"/>
-      <w:r>
-        <w:rPr>
-          <w:rFonts w:ascii="Calibri" w:hAnsi="Calibri"/>
-          <w:bCs/>
-        </w:rPr>
-        <w:t xml:space="preserve"> then select “HSPP Installed”</w:t>
+        <w:t>If a Hole Static Pressure Probe is installed then select “HSPP Installed”</w:t>
       </w:r>
     </w:p>
     <w:p>
@@ -5339,23 +5245,7 @@
           <w:rFonts w:ascii="Calibri" w:hAnsi="Calibri"/>
           <w:bCs/>
         </w:rPr>
-        <w:t xml:space="preserve">If a Permanent Static Pressure Probe is </w:t>
-      </w:r>
-      <w:proofErr w:type="gramStart"/>
-      <w:r>
-        <w:rPr>
-          <w:rFonts w:ascii="Calibri" w:hAnsi="Calibri"/>
-          <w:bCs/>
-        </w:rPr>
-        <w:t>installed</w:t>
-      </w:r>
-      <w:proofErr w:type="gramEnd"/>
-      <w:r>
-        <w:rPr>
-          <w:rFonts w:ascii="Calibri" w:hAnsi="Calibri"/>
-          <w:bCs/>
-        </w:rPr>
-        <w:t xml:space="preserve"> then select “PSPP Installed”</w:t>
+        <w:t>If a Permanent Static Pressure Probe is installed then select “PSPP Installed”</w:t>
       </w:r>
     </w:p>
     <w:p>
@@ -6498,25 +6388,7 @@
                 <w:sz w:val="18"/>
                 <w:szCs w:val="18"/>
               </w:rPr>
-              <w:t xml:space="preserve">&lt;&lt;if the parent is </w:t>
-            </w:r>
-            <w:proofErr w:type="gramStart"/>
-            <w:r>
-              <w:rPr>
-                <w:rFonts w:asciiTheme="minorHAnsi" w:hAnsiTheme="minorHAnsi"/>
-                <w:sz w:val="18"/>
-                <w:szCs w:val="18"/>
-              </w:rPr>
-              <w:t>a</w:t>
-            </w:r>
-            <w:proofErr w:type="gramEnd"/>
-            <w:r>
-              <w:rPr>
-                <w:rFonts w:asciiTheme="minorHAnsi" w:hAnsiTheme="minorHAnsi"/>
-                <w:sz w:val="18"/>
-                <w:szCs w:val="18"/>
-              </w:rPr>
-              <w:t xml:space="preserve"> MCH-01B and a “yes” answer was given in B08 or B09, then A0</w:t>
+              <w:t>&lt;&lt;if the parent is a MCH-01B and a “yes” answer was given in B08 or B09, then A0</w:t>
             </w:r>
             <w:r>
               <w:rPr>
@@ -6781,7 +6653,6 @@
               </w:rPr>
               <w:t xml:space="preserve"> ‘</w:t>
             </w:r>
-            <w:proofErr w:type="spellStart"/>
             <w:r>
               <w:rPr>
                 <w:rFonts w:asciiTheme="minorHAnsi" w:hAnsiTheme="minorHAnsi"/>
@@ -6790,7 +6661,6 @@
               </w:rPr>
               <w:t>NoCooling</w:t>
             </w:r>
-            <w:proofErr w:type="spellEnd"/>
             <w:r>
               <w:rPr>
                 <w:rFonts w:asciiTheme="minorHAnsi" w:hAnsiTheme="minorHAnsi"/>
@@ -6912,7 +6782,6 @@
               </w:rPr>
               <w:t xml:space="preserve"> - Heating-only system</w:t>
             </w:r>
-            <w:proofErr w:type="gramStart"/>
             <w:r>
               <w:rPr>
                 <w:rFonts w:asciiTheme="minorHAnsi" w:hAnsiTheme="minorHAnsi"/>
@@ -6927,9 +6796,217 @@
                 <w:sz w:val="16"/>
                 <w:szCs w:val="16"/>
               </w:rPr>
-              <w:t>;</w:t>
-            </w:r>
-            <w:proofErr w:type="gramEnd"/>
+              <w:t xml:space="preserve">; </w:t>
+            </w:r>
+          </w:p>
+          <w:p>
+            <w:pPr>
+              <w:rPr>
+                <w:rFonts w:asciiTheme="minorHAnsi" w:hAnsiTheme="minorHAnsi"/>
+                <w:sz w:val="16"/>
+                <w:szCs w:val="16"/>
+              </w:rPr>
+            </w:pPr>
+          </w:p>
+          <w:p>
+            <w:pPr>
+              <w:rPr>
+                <w:rFonts w:asciiTheme="minorHAnsi" w:hAnsiTheme="minorHAnsi"/>
+                <w:b/>
+                <w:sz w:val="16"/>
+                <w:szCs w:val="16"/>
+              </w:rPr>
+            </w:pPr>
+            <w:r>
+              <w:rPr>
+                <w:rFonts w:asciiTheme="minorHAnsi" w:hAnsiTheme="minorHAnsi"/>
+                <w:sz w:val="16"/>
+                <w:szCs w:val="16"/>
+              </w:rPr>
+              <w:t xml:space="preserve">Elseif, parent is </w:t>
+            </w:r>
+            <w:r>
+              <w:rPr>
+                <w:rFonts w:asciiTheme="minorHAnsi" w:hAnsiTheme="minorHAnsi"/>
+                <w:b/>
+                <w:sz w:val="16"/>
+                <w:szCs w:val="16"/>
+              </w:rPr>
+              <w:t>MCH-01a:</w:t>
+            </w:r>
+          </w:p>
+          <w:p>
+            <w:pPr>
+              <w:ind w:left="423" w:hanging="263"/>
+              <w:rPr>
+                <w:rFonts w:asciiTheme="minorHAnsi" w:hAnsiTheme="minorHAnsi"/>
+                <w:sz w:val="16"/>
+                <w:szCs w:val="16"/>
+              </w:rPr>
+            </w:pPr>
+            <w:r>
+              <w:rPr>
+                <w:rFonts w:asciiTheme="minorHAnsi" w:hAnsiTheme="minorHAnsi"/>
+                <w:b/>
+                <w:sz w:val="16"/>
+                <w:szCs w:val="16"/>
+              </w:rPr>
+              <w:t>if</w:t>
+            </w:r>
+            <w:r>
+              <w:rPr>
+                <w:rFonts w:asciiTheme="minorHAnsi" w:hAnsiTheme="minorHAnsi"/>
+                <w:sz w:val="16"/>
+                <w:szCs w:val="16"/>
+              </w:rPr>
+              <w:t xml:space="preserve"> the duct system in MCH-01a field M03 has a value in MCH-01a field D06 </w:t>
+            </w:r>
+            <w:r>
+              <w:rPr>
+                <w:rFonts w:asciiTheme="minorHAnsi" w:hAnsiTheme="minorHAnsi" w:cstheme="minorHAnsi"/>
+                <w:sz w:val="16"/>
+                <w:szCs w:val="16"/>
+              </w:rPr>
+              <w:t xml:space="preserve">&gt; </w:t>
+            </w:r>
+            <w:r>
+              <w:rPr>
+                <w:rFonts w:asciiTheme="minorHAnsi" w:hAnsiTheme="minorHAnsi"/>
+                <w:sz w:val="16"/>
+                <w:szCs w:val="16"/>
+              </w:rPr>
+              <w:t xml:space="preserve">1, </w:t>
+            </w:r>
+            <w:r>
+              <w:rPr>
+                <w:rFonts w:asciiTheme="minorHAnsi" w:hAnsiTheme="minorHAnsi"/>
+                <w:sz w:val="16"/>
+                <w:szCs w:val="16"/>
+              </w:rPr>
+              <w:t xml:space="preserve">and the system type in MCH-01a fields D04 or D05 are one of the following </w:t>
+            </w:r>
+            <w:r>
+              <w:rPr>
+                <w:rFonts w:asciiTheme="minorHAnsi" w:hAnsiTheme="minorHAnsi"/>
+                <w:sz w:val="16"/>
+                <w:szCs w:val="16"/>
+              </w:rPr>
+              <w:t>three</w:t>
+            </w:r>
+            <w:r>
+              <w:rPr>
+                <w:rFonts w:asciiTheme="minorHAnsi" w:hAnsiTheme="minorHAnsi"/>
+                <w:sz w:val="16"/>
+                <w:szCs w:val="16"/>
+              </w:rPr>
+              <w:t xml:space="preserve"> types: 1:[VCHP-Ducted], 2:[VCHP-Ductless], 3:[</w:t>
+            </w:r>
+            <w:r>
+              <w:rPr>
+                <w:rFonts w:asciiTheme="minorHAnsi" w:hAnsiTheme="minorHAnsi"/>
+                <w:sz w:val="16"/>
+                <w:szCs w:val="16"/>
+              </w:rPr>
+              <w:t>VCHP-</w:t>
+            </w:r>
+            <w:r>
+              <w:rPr>
+                <w:rFonts w:asciiTheme="minorHAnsi" w:hAnsiTheme="minorHAnsi"/>
+                <w:sz w:val="16"/>
+                <w:szCs w:val="16"/>
+              </w:rPr>
+              <w:t>Ducted+Ductless]</w:t>
+            </w:r>
+            <w:r>
+              <w:rPr>
+                <w:rFonts w:asciiTheme="minorHAnsi" w:hAnsiTheme="minorHAnsi"/>
+                <w:sz w:val="16"/>
+                <w:szCs w:val="16"/>
+              </w:rPr>
+              <w:t>,</w:t>
+            </w:r>
+          </w:p>
+          <w:p>
+            <w:pPr>
+              <w:ind w:left="720" w:hanging="560"/>
+              <w:rPr>
+                <w:rFonts w:asciiTheme="minorHAnsi" w:hAnsiTheme="minorHAnsi"/>
+                <w:sz w:val="16"/>
+                <w:szCs w:val="16"/>
+              </w:rPr>
+            </w:pPr>
+            <w:r>
+              <w:rPr>
+                <w:rFonts w:asciiTheme="minorHAnsi" w:hAnsiTheme="minorHAnsi"/>
+                <w:b/>
+                <w:sz w:val="16"/>
+                <w:szCs w:val="16"/>
+              </w:rPr>
+              <w:t>then</w:t>
+            </w:r>
+            <w:r>
+              <w:rPr>
+                <w:rFonts w:asciiTheme="minorHAnsi" w:hAnsiTheme="minorHAnsi"/>
+                <w:sz w:val="16"/>
+                <w:szCs w:val="16"/>
+              </w:rPr>
+              <w:t xml:space="preserve"> value in this field = Indoor Unit Nominal Cooling Capacity value referenced from MCH-01a field G10,</w:t>
+            </w:r>
+          </w:p>
+          <w:p>
+            <w:pPr>
+              <w:ind w:left="160"/>
+              <w:rPr>
+                <w:rFonts w:asciiTheme="minorHAnsi" w:hAnsiTheme="minorHAnsi"/>
+                <w:sz w:val="16"/>
+                <w:szCs w:val="16"/>
+              </w:rPr>
+            </w:pPr>
+            <w:r>
+              <w:rPr>
+                <w:rFonts w:asciiTheme="minorHAnsi" w:hAnsiTheme="minorHAnsi"/>
+                <w:b/>
+                <w:sz w:val="16"/>
+                <w:szCs w:val="16"/>
+              </w:rPr>
+              <w:t>else</w:t>
+            </w:r>
+            <w:r>
+              <w:rPr>
+                <w:rFonts w:asciiTheme="minorHAnsi" w:hAnsiTheme="minorHAnsi"/>
+                <w:sz w:val="16"/>
+                <w:szCs w:val="16"/>
+              </w:rPr>
+              <w:t xml:space="preserve"> value in this field = Condenser Nominal Cooling Capacity value referenced from one of the following two locations:</w:t>
+            </w:r>
+          </w:p>
+          <w:p>
+            <w:pPr>
+              <w:ind w:left="160"/>
+              <w:rPr>
+                <w:rFonts w:asciiTheme="minorHAnsi" w:hAnsiTheme="minorHAnsi"/>
+                <w:sz w:val="16"/>
+                <w:szCs w:val="16"/>
+              </w:rPr>
+            </w:pPr>
+          </w:p>
+          <w:p>
+            <w:pPr>
+              <w:ind w:left="720" w:hanging="560"/>
+              <w:rPr>
+                <w:rFonts w:asciiTheme="minorHAnsi" w:hAnsiTheme="minorHAnsi"/>
+                <w:sz w:val="16"/>
+                <w:szCs w:val="16"/>
+              </w:rPr>
+            </w:pPr>
+            <w:r>
+              <w:rPr>
+                <w:rFonts w:asciiTheme="minorHAnsi" w:hAnsiTheme="minorHAnsi"/>
+                <w:sz w:val="16"/>
+                <w:szCs w:val="16"/>
+              </w:rPr>
+              <w:t>1:</w:t>
+            </w:r>
             <w:r>
               <w:rPr>
                 <w:rFonts w:asciiTheme="minorHAnsi" w:hAnsiTheme="minorHAnsi"/>
@@ -6938,33 +7015,117 @@
               </w:rPr>
               <w:t xml:space="preserve"> </w:t>
             </w:r>
-          </w:p>
-          <w:p>
-            <w:pPr>
-              <w:rPr>
-                <w:rFonts w:asciiTheme="minorHAnsi" w:hAnsiTheme="minorHAnsi"/>
-                <w:sz w:val="16"/>
-                <w:szCs w:val="16"/>
-              </w:rPr>
-            </w:pPr>
-          </w:p>
-          <w:p>
-            <w:pPr>
+            <w:r>
+              <w:rPr>
+                <w:rFonts w:asciiTheme="minorHAnsi" w:hAnsiTheme="minorHAnsi"/>
+                <w:sz w:val="16"/>
+                <w:szCs w:val="16"/>
+              </w:rPr>
+              <w:t>[MCH-01a field F09</w:t>
+            </w:r>
+            <w:r>
+              <w:rPr>
+                <w:rFonts w:asciiTheme="minorHAnsi" w:hAnsiTheme="minorHAnsi"/>
+                <w:sz w:val="16"/>
+                <w:szCs w:val="16"/>
+              </w:rPr>
+              <w:t xml:space="preserve"> (if SC system is not a HP)]</w:t>
+            </w:r>
+          </w:p>
+          <w:p>
+            <w:pPr>
+              <w:ind w:left="720" w:hanging="560"/>
+              <w:rPr>
+                <w:rFonts w:asciiTheme="minorHAnsi" w:hAnsiTheme="minorHAnsi"/>
+                <w:sz w:val="16"/>
+                <w:szCs w:val="16"/>
+              </w:rPr>
+            </w:pPr>
+            <w:r>
+              <w:rPr>
+                <w:rFonts w:asciiTheme="minorHAnsi" w:hAnsiTheme="minorHAnsi"/>
+                <w:sz w:val="16"/>
+                <w:szCs w:val="16"/>
+              </w:rPr>
+              <w:t>2:</w:t>
+            </w:r>
+            <w:r>
+              <w:rPr>
+                <w:rFonts w:asciiTheme="minorHAnsi" w:hAnsiTheme="minorHAnsi"/>
+                <w:sz w:val="16"/>
+                <w:szCs w:val="16"/>
+              </w:rPr>
+              <w:t xml:space="preserve"> </w:t>
+            </w:r>
+            <w:r>
+              <w:rPr>
+                <w:rFonts w:asciiTheme="minorHAnsi" w:hAnsiTheme="minorHAnsi"/>
+                <w:sz w:val="16"/>
+                <w:szCs w:val="16"/>
+              </w:rPr>
+              <w:t>[MCH-01a field I10</w:t>
+            </w:r>
+            <w:r>
+              <w:rPr>
+                <w:rFonts w:asciiTheme="minorHAnsi" w:hAnsiTheme="minorHAnsi"/>
+                <w:sz w:val="16"/>
+                <w:szCs w:val="16"/>
+              </w:rPr>
+              <w:t xml:space="preserve"> (if SC system is a HP)]</w:t>
+            </w:r>
+          </w:p>
+          <w:p>
+            <w:pPr>
+              <w:rPr>
+                <w:rFonts w:asciiTheme="minorHAnsi" w:hAnsiTheme="minorHAnsi"/>
+                <w:sz w:val="16"/>
+                <w:szCs w:val="16"/>
+              </w:rPr>
+            </w:pPr>
+          </w:p>
+          <w:p>
+            <w:pPr>
+              <w:rPr>
+                <w:rFonts w:asciiTheme="minorHAnsi" w:hAnsiTheme="minorHAnsi"/>
+                <w:sz w:val="16"/>
+                <w:szCs w:val="16"/>
+              </w:rPr>
+            </w:pPr>
+            <w:r>
+              <w:rPr>
+                <w:rFonts w:asciiTheme="minorHAnsi" w:hAnsiTheme="minorHAnsi"/>
+                <w:sz w:val="16"/>
+                <w:szCs w:val="16"/>
+              </w:rPr>
+              <w:t xml:space="preserve">Elseif parent is </w:t>
+            </w:r>
+            <w:r>
               <w:rPr>
                 <w:rFonts w:asciiTheme="minorHAnsi" w:hAnsiTheme="minorHAnsi"/>
                 <w:b/>
                 <w:sz w:val="16"/>
                 <w:szCs w:val="16"/>
               </w:rPr>
-            </w:pPr>
-            <w:r>
-              <w:rPr>
-                <w:rFonts w:asciiTheme="minorHAnsi" w:hAnsiTheme="minorHAnsi"/>
-                <w:sz w:val="16"/>
-                <w:szCs w:val="16"/>
-              </w:rPr>
-              <w:t xml:space="preserve">Elseif, parent is </w:t>
-            </w:r>
+              <w:t>MCH-01b</w:t>
+            </w:r>
+            <w:r>
+              <w:rPr>
+                <w:rFonts w:asciiTheme="minorHAnsi" w:hAnsiTheme="minorHAnsi"/>
+                <w:sz w:val="16"/>
+                <w:szCs w:val="16"/>
+              </w:rPr>
+              <w:t>:</w:t>
+            </w:r>
+          </w:p>
+          <w:p>
+            <w:pPr>
+              <w:ind w:left="423" w:hanging="263"/>
+              <w:rPr>
+                <w:rFonts w:asciiTheme="minorHAnsi" w:hAnsiTheme="minorHAnsi"/>
+                <w:sz w:val="16"/>
+                <w:szCs w:val="16"/>
+              </w:rPr>
+            </w:pPr>
             <w:r>
               <w:rPr>
                 <w:rFonts w:asciiTheme="minorHAnsi" w:hAnsiTheme="minorHAnsi"/>
@@ -6972,12 +7133,111 @@
                 <w:sz w:val="16"/>
                 <w:szCs w:val="16"/>
               </w:rPr>
-              <w:t>MCH-01a:</w:t>
-            </w:r>
-          </w:p>
-          <w:p>
-            <w:pPr>
-              <w:ind w:left="423" w:hanging="263"/>
+              <w:t>if</w:t>
+            </w:r>
+            <w:r>
+              <w:rPr>
+                <w:rFonts w:asciiTheme="minorHAnsi" w:hAnsiTheme="minorHAnsi"/>
+                <w:sz w:val="16"/>
+                <w:szCs w:val="16"/>
+              </w:rPr>
+              <w:t xml:space="preserve"> the duct system in MCH-01b field J03 has a value in MCH-01b field C12</w:t>
+            </w:r>
+            <w:r>
+              <w:rPr>
+                <w:rFonts w:asciiTheme="minorHAnsi" w:hAnsiTheme="minorHAnsi"/>
+                <w:sz w:val="16"/>
+                <w:szCs w:val="16"/>
+              </w:rPr>
+              <w:t xml:space="preserve"> </w:t>
+            </w:r>
+            <w:r>
+              <w:rPr>
+                <w:rFonts w:asciiTheme="minorHAnsi" w:hAnsiTheme="minorHAnsi"/>
+                <w:sz w:val="16"/>
+                <w:szCs w:val="16"/>
+              </w:rPr>
+              <w:t>&gt;</w:t>
+            </w:r>
+            <w:r>
+              <w:rPr>
+                <w:rFonts w:asciiTheme="minorHAnsi" w:hAnsiTheme="minorHAnsi"/>
+                <w:sz w:val="16"/>
+                <w:szCs w:val="16"/>
+              </w:rPr>
+              <w:t xml:space="preserve"> </w:t>
+            </w:r>
+            <w:r>
+              <w:rPr>
+                <w:rFonts w:asciiTheme="minorHAnsi" w:hAnsiTheme="minorHAnsi"/>
+                <w:sz w:val="16"/>
+                <w:szCs w:val="16"/>
+              </w:rPr>
+              <w:t>1,</w:t>
+            </w:r>
+            <w:r>
+              <w:t xml:space="preserve"> </w:t>
+            </w:r>
+            <w:r>
+              <w:rPr>
+                <w:rFonts w:asciiTheme="minorHAnsi" w:hAnsiTheme="minorHAnsi"/>
+                <w:sz w:val="16"/>
+                <w:szCs w:val="16"/>
+              </w:rPr>
+              <w:t xml:space="preserve">and the system type in MCH-01b fields </w:t>
+            </w:r>
+            <w:r>
+              <w:rPr>
+                <w:rFonts w:asciiTheme="minorHAnsi" w:hAnsiTheme="minorHAnsi"/>
+                <w:sz w:val="16"/>
+                <w:szCs w:val="16"/>
+              </w:rPr>
+              <w:t>C03</w:t>
+            </w:r>
+            <w:r>
+              <w:rPr>
+                <w:rFonts w:asciiTheme="minorHAnsi" w:hAnsiTheme="minorHAnsi"/>
+                <w:sz w:val="16"/>
+                <w:szCs w:val="16"/>
+              </w:rPr>
+              <w:t xml:space="preserve"> or </w:t>
+            </w:r>
+            <w:r>
+              <w:rPr>
+                <w:rFonts w:asciiTheme="minorHAnsi" w:hAnsiTheme="minorHAnsi"/>
+                <w:sz w:val="16"/>
+                <w:szCs w:val="16"/>
+              </w:rPr>
+              <w:t>C07</w:t>
+            </w:r>
+            <w:r>
+              <w:rPr>
+                <w:rFonts w:asciiTheme="minorHAnsi" w:hAnsiTheme="minorHAnsi"/>
+                <w:sz w:val="16"/>
+                <w:szCs w:val="16"/>
+              </w:rPr>
+              <w:t xml:space="preserve"> are one of the following </w:t>
+            </w:r>
+            <w:r>
+              <w:rPr>
+                <w:rFonts w:asciiTheme="minorHAnsi" w:hAnsiTheme="minorHAnsi"/>
+                <w:sz w:val="16"/>
+                <w:szCs w:val="16"/>
+              </w:rPr>
+              <w:t>three</w:t>
+            </w:r>
+            <w:r>
+              <w:rPr>
+                <w:rFonts w:asciiTheme="minorHAnsi" w:hAnsiTheme="minorHAnsi"/>
+                <w:sz w:val="16"/>
+                <w:szCs w:val="16"/>
+              </w:rPr>
+              <w:t xml:space="preserve"> types: 1:[VCHP-Ducted], 2:[VCHP-Ductless], 3:[VCHP-Ducted+Ductless]</w:t>
+            </w:r>
+          </w:p>
+          <w:p>
+            <w:pPr>
+              <w:ind w:left="154"/>
               <w:rPr>
                 <w:rFonts w:asciiTheme="minorHAnsi" w:hAnsiTheme="minorHAnsi"/>
                 <w:sz w:val="16"/>
@@ -6991,6 +7251,459 @@
                 <w:sz w:val="16"/>
                 <w:szCs w:val="16"/>
               </w:rPr>
+              <w:t>then</w:t>
+            </w:r>
+            <w:r>
+              <w:rPr>
+                <w:rFonts w:asciiTheme="minorHAnsi" w:hAnsiTheme="minorHAnsi"/>
+                <w:sz w:val="16"/>
+                <w:szCs w:val="16"/>
+              </w:rPr>
+              <w:t xml:space="preserve"> value in this field</w:t>
+            </w:r>
+            <w:r>
+              <w:rPr>
+                <w:rFonts w:asciiTheme="minorHAnsi" w:hAnsiTheme="minorHAnsi"/>
+                <w:sz w:val="16"/>
+                <w:szCs w:val="16"/>
+              </w:rPr>
+              <w:t xml:space="preserve"> </w:t>
+            </w:r>
+            <w:r>
+              <w:rPr>
+                <w:rFonts w:asciiTheme="minorHAnsi" w:hAnsiTheme="minorHAnsi"/>
+                <w:sz w:val="16"/>
+                <w:szCs w:val="16"/>
+              </w:rPr>
+              <w:t xml:space="preserve">= Indoor Unit Nominal Cooling Capacity value referenced from </w:t>
+            </w:r>
+            <w:r>
+              <w:rPr>
+                <w:rFonts w:asciiTheme="minorHAnsi" w:hAnsiTheme="minorHAnsi"/>
+                <w:sz w:val="16"/>
+                <w:szCs w:val="16"/>
+              </w:rPr>
+              <w:t>one of the following two locations:</w:t>
+            </w:r>
+          </w:p>
+          <w:p>
+            <w:pPr>
+              <w:ind w:firstLine="160"/>
+              <w:rPr>
+                <w:rFonts w:asciiTheme="minorHAnsi" w:hAnsiTheme="minorHAnsi"/>
+                <w:sz w:val="16"/>
+                <w:szCs w:val="16"/>
+              </w:rPr>
+            </w:pPr>
+          </w:p>
+          <w:p>
+            <w:pPr>
+              <w:ind w:firstLine="160"/>
+              <w:rPr>
+                <w:rFonts w:asciiTheme="minorHAnsi" w:hAnsiTheme="minorHAnsi"/>
+                <w:sz w:val="16"/>
+                <w:szCs w:val="16"/>
+              </w:rPr>
+            </w:pPr>
+            <w:r>
+              <w:rPr>
+                <w:rFonts w:asciiTheme="minorHAnsi" w:hAnsiTheme="minorHAnsi"/>
+                <w:sz w:val="16"/>
+                <w:szCs w:val="16"/>
+              </w:rPr>
+              <w:t>1: [</w:t>
+            </w:r>
+            <w:r>
+              <w:rPr>
+                <w:rFonts w:asciiTheme="minorHAnsi" w:hAnsiTheme="minorHAnsi"/>
+                <w:sz w:val="16"/>
+                <w:szCs w:val="16"/>
+              </w:rPr>
+              <w:t>MCH-01b field F12</w:t>
+            </w:r>
+            <w:r>
+              <w:rPr>
+                <w:rFonts w:asciiTheme="minorHAnsi" w:hAnsiTheme="minorHAnsi"/>
+                <w:sz w:val="16"/>
+                <w:szCs w:val="16"/>
+              </w:rPr>
+              <w:t xml:space="preserve"> (if &lt; 75% of duct system altered)]</w:t>
+            </w:r>
+          </w:p>
+          <w:p>
+            <w:pPr>
+              <w:ind w:firstLine="160"/>
+              <w:rPr>
+                <w:rFonts w:asciiTheme="minorHAnsi" w:hAnsiTheme="minorHAnsi"/>
+                <w:sz w:val="16"/>
+                <w:szCs w:val="16"/>
+              </w:rPr>
+            </w:pPr>
+            <w:r>
+              <w:rPr>
+                <w:rFonts w:asciiTheme="minorHAnsi" w:hAnsiTheme="minorHAnsi"/>
+                <w:sz w:val="16"/>
+                <w:szCs w:val="16"/>
+              </w:rPr>
+              <w:t>2: [MCH-01b field G15 (if new or completely replaced duct system)]</w:t>
+            </w:r>
+          </w:p>
+          <w:p>
+            <w:pPr>
+              <w:ind w:left="154"/>
+              <w:rPr>
+                <w:rFonts w:asciiTheme="minorHAnsi" w:hAnsiTheme="minorHAnsi"/>
+                <w:b/>
+                <w:sz w:val="16"/>
+                <w:szCs w:val="16"/>
+              </w:rPr>
+            </w:pPr>
+          </w:p>
+          <w:p>
+            <w:pPr>
+              <w:ind w:left="154"/>
+              <w:rPr>
+                <w:rFonts w:asciiTheme="minorHAnsi" w:hAnsiTheme="minorHAnsi"/>
+                <w:sz w:val="16"/>
+                <w:szCs w:val="16"/>
+              </w:rPr>
+            </w:pPr>
+            <w:r>
+              <w:rPr>
+                <w:rFonts w:asciiTheme="minorHAnsi" w:hAnsiTheme="minorHAnsi"/>
+                <w:b/>
+                <w:sz w:val="16"/>
+                <w:szCs w:val="16"/>
+              </w:rPr>
+              <w:t>else</w:t>
+            </w:r>
+            <w:r>
+              <w:rPr>
+                <w:rFonts w:asciiTheme="minorHAnsi" w:hAnsiTheme="minorHAnsi"/>
+                <w:sz w:val="16"/>
+                <w:szCs w:val="16"/>
+              </w:rPr>
+              <w:t xml:space="preserve"> value in this field = Condenser Nominal Cooling Capacity value referenced from </w:t>
+            </w:r>
+            <w:r>
+              <w:rPr>
+                <w:rFonts w:asciiTheme="minorHAnsi" w:hAnsiTheme="minorHAnsi"/>
+                <w:sz w:val="16"/>
+                <w:szCs w:val="16"/>
+              </w:rPr>
+              <w:t>MCH-01b field E09</w:t>
+            </w:r>
+          </w:p>
+          <w:p>
+            <w:pPr>
+              <w:rPr>
+                <w:rFonts w:asciiTheme="minorHAnsi" w:hAnsiTheme="minorHAnsi"/>
+                <w:sz w:val="16"/>
+                <w:szCs w:val="16"/>
+              </w:rPr>
+            </w:pPr>
+          </w:p>
+          <w:p>
+            <w:pPr>
+              <w:rPr>
+                <w:rFonts w:asciiTheme="minorHAnsi" w:hAnsiTheme="minorHAnsi"/>
+                <w:sz w:val="16"/>
+                <w:szCs w:val="16"/>
+              </w:rPr>
+            </w:pPr>
+            <w:r>
+              <w:rPr>
+                <w:rFonts w:asciiTheme="minorHAnsi" w:hAnsiTheme="minorHAnsi"/>
+                <w:sz w:val="16"/>
+                <w:szCs w:val="16"/>
+              </w:rPr>
+              <w:t xml:space="preserve">Elseif parent is </w:t>
+            </w:r>
+            <w:r>
+              <w:rPr>
+                <w:rFonts w:asciiTheme="minorHAnsi" w:hAnsiTheme="minorHAnsi"/>
+                <w:b/>
+                <w:sz w:val="16"/>
+                <w:szCs w:val="16"/>
+              </w:rPr>
+              <w:t>MCH-01c</w:t>
+            </w:r>
+            <w:r>
+              <w:rPr>
+                <w:rFonts w:asciiTheme="minorHAnsi" w:hAnsiTheme="minorHAnsi"/>
+                <w:sz w:val="16"/>
+                <w:szCs w:val="16"/>
+              </w:rPr>
+              <w:t>:</w:t>
+            </w:r>
+          </w:p>
+          <w:p>
+            <w:pPr>
+              <w:ind w:left="423" w:hanging="269"/>
+              <w:rPr>
+                <w:rFonts w:asciiTheme="minorHAnsi" w:hAnsiTheme="minorHAnsi"/>
+                <w:sz w:val="16"/>
+                <w:szCs w:val="16"/>
+              </w:rPr>
+            </w:pPr>
+            <w:r>
+              <w:rPr>
+                <w:rFonts w:asciiTheme="minorHAnsi" w:hAnsiTheme="minorHAnsi"/>
+                <w:b/>
+                <w:sz w:val="16"/>
+                <w:szCs w:val="16"/>
+              </w:rPr>
+              <w:t>i</w:t>
+            </w:r>
+            <w:r>
+              <w:rPr>
+                <w:rFonts w:asciiTheme="minorHAnsi" w:hAnsiTheme="minorHAnsi"/>
+                <w:b/>
+                <w:sz w:val="16"/>
+                <w:szCs w:val="16"/>
+              </w:rPr>
+              <w:t>f</w:t>
+            </w:r>
+            <w:r>
+              <w:rPr>
+                <w:rFonts w:asciiTheme="minorHAnsi" w:hAnsiTheme="minorHAnsi"/>
+                <w:sz w:val="16"/>
+                <w:szCs w:val="16"/>
+              </w:rPr>
+              <w:t xml:space="preserve"> the duct system in MCH-01c field L03 has a value in MCH-01c field C11 &gt; 1,</w:t>
+            </w:r>
+            <w:r>
+              <w:rPr>
+                <w:rFonts w:asciiTheme="minorHAnsi" w:hAnsiTheme="minorHAnsi"/>
+                <w:sz w:val="16"/>
+                <w:szCs w:val="16"/>
+              </w:rPr>
+              <w:t xml:space="preserve"> and the system type in MCH-01c fields C04 or C05 are one of the following </w:t>
+            </w:r>
+            <w:r>
+              <w:rPr>
+                <w:rFonts w:asciiTheme="minorHAnsi" w:hAnsiTheme="minorHAnsi"/>
+                <w:sz w:val="16"/>
+                <w:szCs w:val="16"/>
+              </w:rPr>
+              <w:t>three</w:t>
+            </w:r>
+            <w:r>
+              <w:rPr>
+                <w:rFonts w:asciiTheme="minorHAnsi" w:hAnsiTheme="minorHAnsi"/>
+                <w:sz w:val="16"/>
+                <w:szCs w:val="16"/>
+              </w:rPr>
+              <w:t xml:space="preserve"> types: 1:[VCHP-Ducted], 2:[VCHP-Ductless], 3:[VCHP-Ducted+Ductless]</w:t>
+            </w:r>
+          </w:p>
+          <w:p>
+            <w:pPr>
+              <w:ind w:left="154"/>
+              <w:rPr>
+                <w:rFonts w:asciiTheme="minorHAnsi" w:hAnsiTheme="minorHAnsi"/>
+                <w:sz w:val="16"/>
+                <w:szCs w:val="16"/>
+              </w:rPr>
+            </w:pPr>
+            <w:r>
+              <w:rPr>
+                <w:rFonts w:asciiTheme="minorHAnsi" w:hAnsiTheme="minorHAnsi"/>
+                <w:b/>
+                <w:sz w:val="16"/>
+                <w:szCs w:val="16"/>
+              </w:rPr>
+              <w:t>t</w:t>
+            </w:r>
+            <w:r>
+              <w:rPr>
+                <w:rFonts w:asciiTheme="minorHAnsi" w:hAnsiTheme="minorHAnsi"/>
+                <w:b/>
+                <w:sz w:val="16"/>
+                <w:szCs w:val="16"/>
+              </w:rPr>
+              <w:t>hen</w:t>
+            </w:r>
+            <w:r>
+              <w:rPr>
+                <w:rFonts w:asciiTheme="minorHAnsi" w:hAnsiTheme="minorHAnsi"/>
+                <w:sz w:val="16"/>
+                <w:szCs w:val="16"/>
+              </w:rPr>
+              <w:t xml:space="preserve"> value in this field = Indoor Unit Nominal Cooling Capacity value reference from</w:t>
+            </w:r>
+            <w:r>
+              <w:rPr>
+                <w:rFonts w:asciiTheme="minorHAnsi" w:hAnsiTheme="minorHAnsi"/>
+                <w:sz w:val="16"/>
+                <w:szCs w:val="16"/>
+              </w:rPr>
+              <w:t xml:space="preserve"> MCH-01c field F10</w:t>
+            </w:r>
+          </w:p>
+          <w:p>
+            <w:pPr>
+              <w:ind w:left="154"/>
+              <w:rPr>
+                <w:rFonts w:asciiTheme="minorHAnsi" w:hAnsiTheme="minorHAnsi"/>
+                <w:sz w:val="16"/>
+                <w:szCs w:val="16"/>
+              </w:rPr>
+            </w:pPr>
+            <w:r>
+              <w:rPr>
+                <w:rFonts w:asciiTheme="minorHAnsi" w:hAnsiTheme="minorHAnsi"/>
+                <w:b/>
+                <w:sz w:val="16"/>
+                <w:szCs w:val="16"/>
+              </w:rPr>
+              <w:t>else</w:t>
+            </w:r>
+            <w:r>
+              <w:rPr>
+                <w:rFonts w:asciiTheme="minorHAnsi" w:hAnsiTheme="minorHAnsi"/>
+                <w:sz w:val="16"/>
+                <w:szCs w:val="16"/>
+              </w:rPr>
+              <w:t xml:space="preserve"> value in this field = Condenser Nominal Cooling Capacity value referenced from one of the following two locations:</w:t>
+            </w:r>
+          </w:p>
+          <w:p>
+            <w:pPr>
+              <w:rPr>
+                <w:rFonts w:asciiTheme="minorHAnsi" w:hAnsiTheme="minorHAnsi"/>
+                <w:sz w:val="16"/>
+                <w:szCs w:val="16"/>
+              </w:rPr>
+            </w:pPr>
+          </w:p>
+          <w:p>
+            <w:pPr>
+              <w:ind w:left="720" w:hanging="560"/>
+              <w:rPr>
+                <w:rFonts w:asciiTheme="minorHAnsi" w:hAnsiTheme="minorHAnsi"/>
+                <w:sz w:val="16"/>
+                <w:szCs w:val="16"/>
+              </w:rPr>
+            </w:pPr>
+            <w:r>
+              <w:rPr>
+                <w:rFonts w:asciiTheme="minorHAnsi" w:hAnsiTheme="minorHAnsi"/>
+                <w:sz w:val="16"/>
+                <w:szCs w:val="16"/>
+              </w:rPr>
+              <w:t>1:</w:t>
+            </w:r>
+            <w:r>
+              <w:rPr>
+                <w:rFonts w:asciiTheme="minorHAnsi" w:hAnsiTheme="minorHAnsi"/>
+                <w:sz w:val="16"/>
+                <w:szCs w:val="16"/>
+              </w:rPr>
+              <w:t xml:space="preserve"> </w:t>
+            </w:r>
+            <w:r>
+              <w:rPr>
+                <w:rFonts w:asciiTheme="minorHAnsi" w:hAnsiTheme="minorHAnsi"/>
+                <w:sz w:val="16"/>
+                <w:szCs w:val="16"/>
+              </w:rPr>
+              <w:t>[MCH-01c field E09 (if SC system is not a HP)]</w:t>
+            </w:r>
+          </w:p>
+          <w:p>
+            <w:pPr>
+              <w:ind w:left="720" w:hanging="560"/>
+              <w:rPr>
+                <w:rFonts w:asciiTheme="minorHAnsi" w:hAnsiTheme="minorHAnsi"/>
+                <w:sz w:val="16"/>
+                <w:szCs w:val="16"/>
+              </w:rPr>
+            </w:pPr>
+            <w:r>
+              <w:rPr>
+                <w:rFonts w:asciiTheme="minorHAnsi" w:hAnsiTheme="minorHAnsi"/>
+                <w:sz w:val="16"/>
+                <w:szCs w:val="16"/>
+              </w:rPr>
+              <w:t>2:</w:t>
+            </w:r>
+            <w:r>
+              <w:rPr>
+                <w:rFonts w:asciiTheme="minorHAnsi" w:hAnsiTheme="minorHAnsi"/>
+                <w:sz w:val="16"/>
+                <w:szCs w:val="16"/>
+              </w:rPr>
+              <w:t xml:space="preserve"> </w:t>
+            </w:r>
+            <w:r>
+              <w:rPr>
+                <w:rFonts w:asciiTheme="minorHAnsi" w:hAnsiTheme="minorHAnsi"/>
+                <w:sz w:val="16"/>
+                <w:szCs w:val="16"/>
+              </w:rPr>
+              <w:t>[MCH-01c field H10 (if SC system is a HP)]</w:t>
+            </w:r>
+          </w:p>
+          <w:p>
+            <w:pPr>
+              <w:rPr>
+                <w:rFonts w:asciiTheme="minorHAnsi" w:hAnsiTheme="minorHAnsi"/>
+                <w:sz w:val="16"/>
+                <w:szCs w:val="16"/>
+              </w:rPr>
+            </w:pPr>
+          </w:p>
+          <w:p>
+            <w:pPr>
+              <w:rPr>
+                <w:rFonts w:asciiTheme="minorHAnsi" w:hAnsiTheme="minorHAnsi"/>
+                <w:sz w:val="16"/>
+                <w:szCs w:val="16"/>
+              </w:rPr>
+            </w:pPr>
+            <w:r>
+              <w:rPr>
+                <w:rFonts w:asciiTheme="minorHAnsi" w:hAnsiTheme="minorHAnsi"/>
+                <w:sz w:val="16"/>
+                <w:szCs w:val="16"/>
+              </w:rPr>
+              <w:t xml:space="preserve">Elseif parent is </w:t>
+            </w:r>
+            <w:r>
+              <w:rPr>
+                <w:rFonts w:asciiTheme="minorHAnsi" w:hAnsiTheme="minorHAnsi"/>
+                <w:b/>
+                <w:sz w:val="16"/>
+                <w:szCs w:val="16"/>
+              </w:rPr>
+              <w:t>MCH-01d</w:t>
+            </w:r>
+            <w:r>
+              <w:rPr>
+                <w:rFonts w:asciiTheme="minorHAnsi" w:hAnsiTheme="minorHAnsi"/>
+                <w:sz w:val="16"/>
+                <w:szCs w:val="16"/>
+              </w:rPr>
+              <w:t>:</w:t>
+            </w:r>
+          </w:p>
+          <w:p>
+            <w:pPr>
+              <w:ind w:left="423" w:hanging="270"/>
+              <w:rPr>
+                <w:rFonts w:asciiTheme="minorHAnsi" w:hAnsiTheme="minorHAnsi"/>
+                <w:sz w:val="16"/>
+                <w:szCs w:val="16"/>
+              </w:rPr>
+            </w:pPr>
+            <w:r>
+              <w:rPr>
+                <w:rFonts w:asciiTheme="minorHAnsi" w:hAnsiTheme="minorHAnsi"/>
+                <w:b/>
+                <w:sz w:val="16"/>
+                <w:szCs w:val="16"/>
+              </w:rPr>
               <w:t>if</w:t>
             </w:r>
             <w:r>
@@ -6999,959 +7712,6 @@
                 <w:sz w:val="16"/>
                 <w:szCs w:val="16"/>
               </w:rPr>
-              <w:t xml:space="preserve"> the duct system in MCH-01a field M03 has a value in MCH-01a field D06 </w:t>
-            </w:r>
-            <w:r>
-              <w:rPr>
-                <w:rFonts w:asciiTheme="minorHAnsi" w:hAnsiTheme="minorHAnsi" w:cstheme="minorHAnsi"/>
-                <w:sz w:val="16"/>
-                <w:szCs w:val="16"/>
-              </w:rPr>
-              <w:t xml:space="preserve">&gt; </w:t>
-            </w:r>
-            <w:r>
-              <w:rPr>
-                <w:rFonts w:asciiTheme="minorHAnsi" w:hAnsiTheme="minorHAnsi"/>
-                <w:sz w:val="16"/>
-                <w:szCs w:val="16"/>
-              </w:rPr>
-              <w:t xml:space="preserve">1, </w:t>
-            </w:r>
-            <w:r>
-              <w:rPr>
-                <w:rFonts w:asciiTheme="minorHAnsi" w:hAnsiTheme="minorHAnsi"/>
-                <w:sz w:val="16"/>
-                <w:szCs w:val="16"/>
-              </w:rPr>
-              <w:t xml:space="preserve">and the system type in MCH-01a fields D04 or D05 are one of the following </w:t>
-            </w:r>
-            <w:r>
-              <w:rPr>
-                <w:rFonts w:asciiTheme="minorHAnsi" w:hAnsiTheme="minorHAnsi"/>
-                <w:sz w:val="16"/>
-                <w:szCs w:val="16"/>
-              </w:rPr>
-              <w:t>three</w:t>
-            </w:r>
-            <w:r>
-              <w:rPr>
-                <w:rFonts w:asciiTheme="minorHAnsi" w:hAnsiTheme="minorHAnsi"/>
-                <w:sz w:val="16"/>
-                <w:szCs w:val="16"/>
-              </w:rPr>
-              <w:t xml:space="preserve"> types: </w:t>
-            </w:r>
-            <w:proofErr w:type="gramStart"/>
-            <w:r>
-              <w:rPr>
-                <w:rFonts w:asciiTheme="minorHAnsi" w:hAnsiTheme="minorHAnsi"/>
-                <w:sz w:val="16"/>
-                <w:szCs w:val="16"/>
-              </w:rPr>
-              <w:t>1:[</w:t>
-            </w:r>
-            <w:proofErr w:type="gramEnd"/>
-            <w:r>
-              <w:rPr>
-                <w:rFonts w:asciiTheme="minorHAnsi" w:hAnsiTheme="minorHAnsi"/>
-                <w:sz w:val="16"/>
-                <w:szCs w:val="16"/>
-              </w:rPr>
-              <w:t>VCHP-Ducted], 2:[VCHP-Ductless], 3:[</w:t>
-            </w:r>
-            <w:proofErr w:type="spellStart"/>
-            <w:r>
-              <w:rPr>
-                <w:rFonts w:asciiTheme="minorHAnsi" w:hAnsiTheme="minorHAnsi"/>
-                <w:sz w:val="16"/>
-                <w:szCs w:val="16"/>
-              </w:rPr>
-              <w:t>VCHP-</w:t>
-            </w:r>
-            <w:r>
-              <w:rPr>
-                <w:rFonts w:asciiTheme="minorHAnsi" w:hAnsiTheme="minorHAnsi"/>
-                <w:sz w:val="16"/>
-                <w:szCs w:val="16"/>
-              </w:rPr>
-              <w:t>Ducted+Ductless</w:t>
-            </w:r>
-            <w:proofErr w:type="spellEnd"/>
-            <w:r>
-              <w:rPr>
-                <w:rFonts w:asciiTheme="minorHAnsi" w:hAnsiTheme="minorHAnsi"/>
-                <w:sz w:val="16"/>
-                <w:szCs w:val="16"/>
-              </w:rPr>
-              <w:t>]</w:t>
-            </w:r>
-            <w:r>
-              <w:rPr>
-                <w:rFonts w:asciiTheme="minorHAnsi" w:hAnsiTheme="minorHAnsi"/>
-                <w:sz w:val="16"/>
-                <w:szCs w:val="16"/>
-              </w:rPr>
-              <w:t>,</w:t>
-            </w:r>
-          </w:p>
-          <w:p>
-            <w:pPr>
-              <w:ind w:left="720" w:hanging="560"/>
-              <w:rPr>
-                <w:rFonts w:asciiTheme="minorHAnsi" w:hAnsiTheme="minorHAnsi"/>
-                <w:sz w:val="16"/>
-                <w:szCs w:val="16"/>
-              </w:rPr>
-            </w:pPr>
-            <w:r>
-              <w:rPr>
-                <w:rFonts w:asciiTheme="minorHAnsi" w:hAnsiTheme="minorHAnsi"/>
-                <w:b/>
-                <w:sz w:val="16"/>
-                <w:szCs w:val="16"/>
-              </w:rPr>
-              <w:t>then</w:t>
-            </w:r>
-            <w:r>
-              <w:rPr>
-                <w:rFonts w:asciiTheme="minorHAnsi" w:hAnsiTheme="minorHAnsi"/>
-                <w:sz w:val="16"/>
-                <w:szCs w:val="16"/>
-              </w:rPr>
-              <w:t xml:space="preserve"> value in this field = Indoor Unit Nominal Cooling Capacity value referenced from MCH-01a field G10,</w:t>
-            </w:r>
-          </w:p>
-          <w:p>
-            <w:pPr>
-              <w:ind w:left="160"/>
-              <w:rPr>
-                <w:rFonts w:asciiTheme="minorHAnsi" w:hAnsiTheme="minorHAnsi"/>
-                <w:sz w:val="16"/>
-                <w:szCs w:val="16"/>
-              </w:rPr>
-            </w:pPr>
-            <w:r>
-              <w:rPr>
-                <w:rFonts w:asciiTheme="minorHAnsi" w:hAnsiTheme="minorHAnsi"/>
-                <w:b/>
-                <w:sz w:val="16"/>
-                <w:szCs w:val="16"/>
-              </w:rPr>
-              <w:t>else</w:t>
-            </w:r>
-            <w:r>
-              <w:rPr>
-                <w:rFonts w:asciiTheme="minorHAnsi" w:hAnsiTheme="minorHAnsi"/>
-                <w:sz w:val="16"/>
-                <w:szCs w:val="16"/>
-              </w:rPr>
-              <w:t xml:space="preserve"> value in this field = Condenser Nominal Cooling Capacity value referenced from one of the following two locations:</w:t>
-            </w:r>
-          </w:p>
-          <w:p>
-            <w:pPr>
-              <w:ind w:left="160"/>
-              <w:rPr>
-                <w:rFonts w:asciiTheme="minorHAnsi" w:hAnsiTheme="minorHAnsi"/>
-                <w:sz w:val="16"/>
-                <w:szCs w:val="16"/>
-              </w:rPr>
-            </w:pPr>
-          </w:p>
-          <w:p>
-            <w:pPr>
-              <w:ind w:left="720" w:hanging="560"/>
-              <w:rPr>
-                <w:rFonts w:asciiTheme="minorHAnsi" w:hAnsiTheme="minorHAnsi"/>
-                <w:sz w:val="16"/>
-                <w:szCs w:val="16"/>
-              </w:rPr>
-            </w:pPr>
-            <w:r>
-              <w:rPr>
-                <w:rFonts w:asciiTheme="minorHAnsi" w:hAnsiTheme="minorHAnsi"/>
-                <w:sz w:val="16"/>
-                <w:szCs w:val="16"/>
-              </w:rPr>
-              <w:t>1:</w:t>
-            </w:r>
-            <w:r>
-              <w:rPr>
-                <w:rFonts w:asciiTheme="minorHAnsi" w:hAnsiTheme="minorHAnsi"/>
-                <w:sz w:val="16"/>
-                <w:szCs w:val="16"/>
-              </w:rPr>
-              <w:t xml:space="preserve"> </w:t>
-            </w:r>
-            <w:r>
-              <w:rPr>
-                <w:rFonts w:asciiTheme="minorHAnsi" w:hAnsiTheme="minorHAnsi"/>
-                <w:sz w:val="16"/>
-                <w:szCs w:val="16"/>
-              </w:rPr>
-              <w:t>[MCH-01a field F09</w:t>
-            </w:r>
-            <w:r>
-              <w:rPr>
-                <w:rFonts w:asciiTheme="minorHAnsi" w:hAnsiTheme="minorHAnsi"/>
-                <w:sz w:val="16"/>
-                <w:szCs w:val="16"/>
-              </w:rPr>
-              <w:t xml:space="preserve"> (if SC system is not a HP)]</w:t>
-            </w:r>
-          </w:p>
-          <w:p>
-            <w:pPr>
-              <w:ind w:left="720" w:hanging="560"/>
-              <w:rPr>
-                <w:rFonts w:asciiTheme="minorHAnsi" w:hAnsiTheme="minorHAnsi"/>
-                <w:sz w:val="16"/>
-                <w:szCs w:val="16"/>
-              </w:rPr>
-            </w:pPr>
-            <w:r>
-              <w:rPr>
-                <w:rFonts w:asciiTheme="minorHAnsi" w:hAnsiTheme="minorHAnsi"/>
-                <w:sz w:val="16"/>
-                <w:szCs w:val="16"/>
-              </w:rPr>
-              <w:t>2:</w:t>
-            </w:r>
-            <w:r>
-              <w:rPr>
-                <w:rFonts w:asciiTheme="minorHAnsi" w:hAnsiTheme="minorHAnsi"/>
-                <w:sz w:val="16"/>
-                <w:szCs w:val="16"/>
-              </w:rPr>
-              <w:t xml:space="preserve"> </w:t>
-            </w:r>
-            <w:r>
-              <w:rPr>
-                <w:rFonts w:asciiTheme="minorHAnsi" w:hAnsiTheme="minorHAnsi"/>
-                <w:sz w:val="16"/>
-                <w:szCs w:val="16"/>
-              </w:rPr>
-              <w:t>[MCH-01a field I10</w:t>
-            </w:r>
-            <w:r>
-              <w:rPr>
-                <w:rFonts w:asciiTheme="minorHAnsi" w:hAnsiTheme="minorHAnsi"/>
-                <w:sz w:val="16"/>
-                <w:szCs w:val="16"/>
-              </w:rPr>
-              <w:t xml:space="preserve"> (if SC system is a HP)]</w:t>
-            </w:r>
-          </w:p>
-          <w:p>
-            <w:pPr>
-              <w:rPr>
-                <w:rFonts w:asciiTheme="minorHAnsi" w:hAnsiTheme="minorHAnsi"/>
-                <w:sz w:val="16"/>
-                <w:szCs w:val="16"/>
-              </w:rPr>
-            </w:pPr>
-          </w:p>
-          <w:p>
-            <w:pPr>
-              <w:rPr>
-                <w:rFonts w:asciiTheme="minorHAnsi" w:hAnsiTheme="minorHAnsi"/>
-                <w:sz w:val="16"/>
-                <w:szCs w:val="16"/>
-              </w:rPr>
-            </w:pPr>
-            <w:r>
-              <w:rPr>
-                <w:rFonts w:asciiTheme="minorHAnsi" w:hAnsiTheme="minorHAnsi"/>
-                <w:sz w:val="16"/>
-                <w:szCs w:val="16"/>
-              </w:rPr>
-              <w:t xml:space="preserve">Elseif parent is </w:t>
-            </w:r>
-            <w:r>
-              <w:rPr>
-                <w:rFonts w:asciiTheme="minorHAnsi" w:hAnsiTheme="minorHAnsi"/>
-                <w:b/>
-                <w:sz w:val="16"/>
-                <w:szCs w:val="16"/>
-              </w:rPr>
-              <w:t>MCH-01b</w:t>
-            </w:r>
-            <w:r>
-              <w:rPr>
-                <w:rFonts w:asciiTheme="minorHAnsi" w:hAnsiTheme="minorHAnsi"/>
-                <w:sz w:val="16"/>
-                <w:szCs w:val="16"/>
-              </w:rPr>
-              <w:t>:</w:t>
-            </w:r>
-          </w:p>
-          <w:p>
-            <w:pPr>
-              <w:ind w:left="423" w:hanging="263"/>
-              <w:rPr>
-                <w:rFonts w:asciiTheme="minorHAnsi" w:hAnsiTheme="minorHAnsi"/>
-                <w:sz w:val="16"/>
-                <w:szCs w:val="16"/>
-              </w:rPr>
-            </w:pPr>
-            <w:r>
-              <w:rPr>
-                <w:rFonts w:asciiTheme="minorHAnsi" w:hAnsiTheme="minorHAnsi"/>
-                <w:b/>
-                <w:sz w:val="16"/>
-                <w:szCs w:val="16"/>
-              </w:rPr>
-              <w:t>if</w:t>
-            </w:r>
-            <w:r>
-              <w:rPr>
-                <w:rFonts w:asciiTheme="minorHAnsi" w:hAnsiTheme="minorHAnsi"/>
-                <w:sz w:val="16"/>
-                <w:szCs w:val="16"/>
-              </w:rPr>
-              <w:t xml:space="preserve"> the duct system in MCH-01b field J03 has a value in MCH-01b field C12</w:t>
-            </w:r>
-            <w:r>
-              <w:rPr>
-                <w:rFonts w:asciiTheme="minorHAnsi" w:hAnsiTheme="minorHAnsi"/>
-                <w:sz w:val="16"/>
-                <w:szCs w:val="16"/>
-              </w:rPr>
-              <w:t xml:space="preserve"> </w:t>
-            </w:r>
-            <w:r>
-              <w:rPr>
-                <w:rFonts w:asciiTheme="minorHAnsi" w:hAnsiTheme="minorHAnsi"/>
-                <w:sz w:val="16"/>
-                <w:szCs w:val="16"/>
-              </w:rPr>
-              <w:t>&gt;</w:t>
-            </w:r>
-            <w:r>
-              <w:rPr>
-                <w:rFonts w:asciiTheme="minorHAnsi" w:hAnsiTheme="minorHAnsi"/>
-                <w:sz w:val="16"/>
-                <w:szCs w:val="16"/>
-              </w:rPr>
-              <w:t xml:space="preserve"> </w:t>
-            </w:r>
-            <w:r>
-              <w:rPr>
-                <w:rFonts w:asciiTheme="minorHAnsi" w:hAnsiTheme="minorHAnsi"/>
-                <w:sz w:val="16"/>
-                <w:szCs w:val="16"/>
-              </w:rPr>
-              <w:t>1,</w:t>
-            </w:r>
-            <w:r>
-              <w:t xml:space="preserve"> </w:t>
-            </w:r>
-            <w:r>
-              <w:rPr>
-                <w:rFonts w:asciiTheme="minorHAnsi" w:hAnsiTheme="minorHAnsi"/>
-                <w:sz w:val="16"/>
-                <w:szCs w:val="16"/>
-              </w:rPr>
-              <w:t xml:space="preserve">and the system type in MCH-01b fields </w:t>
-            </w:r>
-            <w:r>
-              <w:rPr>
-                <w:rFonts w:asciiTheme="minorHAnsi" w:hAnsiTheme="minorHAnsi"/>
-                <w:sz w:val="16"/>
-                <w:szCs w:val="16"/>
-              </w:rPr>
-              <w:t>C03</w:t>
-            </w:r>
-            <w:r>
-              <w:rPr>
-                <w:rFonts w:asciiTheme="minorHAnsi" w:hAnsiTheme="minorHAnsi"/>
-                <w:sz w:val="16"/>
-                <w:szCs w:val="16"/>
-              </w:rPr>
-              <w:t xml:space="preserve"> or </w:t>
-            </w:r>
-            <w:r>
-              <w:rPr>
-                <w:rFonts w:asciiTheme="minorHAnsi" w:hAnsiTheme="minorHAnsi"/>
-                <w:sz w:val="16"/>
-                <w:szCs w:val="16"/>
-              </w:rPr>
-              <w:t>C07</w:t>
-            </w:r>
-            <w:r>
-              <w:rPr>
-                <w:rFonts w:asciiTheme="minorHAnsi" w:hAnsiTheme="minorHAnsi"/>
-                <w:sz w:val="16"/>
-                <w:szCs w:val="16"/>
-              </w:rPr>
-              <w:t xml:space="preserve"> are one of the following </w:t>
-            </w:r>
-            <w:r>
-              <w:rPr>
-                <w:rFonts w:asciiTheme="minorHAnsi" w:hAnsiTheme="minorHAnsi"/>
-                <w:sz w:val="16"/>
-                <w:szCs w:val="16"/>
-              </w:rPr>
-              <w:t>three</w:t>
-            </w:r>
-            <w:r>
-              <w:rPr>
-                <w:rFonts w:asciiTheme="minorHAnsi" w:hAnsiTheme="minorHAnsi"/>
-                <w:sz w:val="16"/>
-                <w:szCs w:val="16"/>
-              </w:rPr>
-              <w:t xml:space="preserve"> types: </w:t>
-            </w:r>
-            <w:proofErr w:type="gramStart"/>
-            <w:r>
-              <w:rPr>
-                <w:rFonts w:asciiTheme="minorHAnsi" w:hAnsiTheme="minorHAnsi"/>
-                <w:sz w:val="16"/>
-                <w:szCs w:val="16"/>
-              </w:rPr>
-              <w:t>1:[</w:t>
-            </w:r>
-            <w:proofErr w:type="gramEnd"/>
-            <w:r>
-              <w:rPr>
-                <w:rFonts w:asciiTheme="minorHAnsi" w:hAnsiTheme="minorHAnsi"/>
-                <w:sz w:val="16"/>
-                <w:szCs w:val="16"/>
-              </w:rPr>
-              <w:t>VCHP-Ducted], 2:[VCHP-Ductless], 3:[</w:t>
-            </w:r>
-            <w:proofErr w:type="spellStart"/>
-            <w:r>
-              <w:rPr>
-                <w:rFonts w:asciiTheme="minorHAnsi" w:hAnsiTheme="minorHAnsi"/>
-                <w:sz w:val="16"/>
-                <w:szCs w:val="16"/>
-              </w:rPr>
-              <w:t>VCHP-Ducted+Ductless</w:t>
-            </w:r>
-            <w:proofErr w:type="spellEnd"/>
-            <w:r>
-              <w:rPr>
-                <w:rFonts w:asciiTheme="minorHAnsi" w:hAnsiTheme="minorHAnsi"/>
-                <w:sz w:val="16"/>
-                <w:szCs w:val="16"/>
-              </w:rPr>
-              <w:t>]</w:t>
-            </w:r>
-          </w:p>
-          <w:p>
-            <w:pPr>
-              <w:ind w:left="154"/>
-              <w:rPr>
-                <w:rFonts w:asciiTheme="minorHAnsi" w:hAnsiTheme="minorHAnsi"/>
-                <w:sz w:val="16"/>
-                <w:szCs w:val="16"/>
-              </w:rPr>
-            </w:pPr>
-            <w:r>
-              <w:rPr>
-                <w:rFonts w:asciiTheme="minorHAnsi" w:hAnsiTheme="minorHAnsi"/>
-                <w:b/>
-                <w:sz w:val="16"/>
-                <w:szCs w:val="16"/>
-              </w:rPr>
-              <w:t>then</w:t>
-            </w:r>
-            <w:r>
-              <w:rPr>
-                <w:rFonts w:asciiTheme="minorHAnsi" w:hAnsiTheme="minorHAnsi"/>
-                <w:sz w:val="16"/>
-                <w:szCs w:val="16"/>
-              </w:rPr>
-              <w:t xml:space="preserve"> value in this field</w:t>
-            </w:r>
-            <w:r>
-              <w:rPr>
-                <w:rFonts w:asciiTheme="minorHAnsi" w:hAnsiTheme="minorHAnsi"/>
-                <w:sz w:val="16"/>
-                <w:szCs w:val="16"/>
-              </w:rPr>
-              <w:t xml:space="preserve"> </w:t>
-            </w:r>
-            <w:r>
-              <w:rPr>
-                <w:rFonts w:asciiTheme="minorHAnsi" w:hAnsiTheme="minorHAnsi"/>
-                <w:sz w:val="16"/>
-                <w:szCs w:val="16"/>
-              </w:rPr>
-              <w:t xml:space="preserve">= Indoor Unit Nominal Cooling Capacity value referenced from </w:t>
-            </w:r>
-            <w:r>
-              <w:rPr>
-                <w:rFonts w:asciiTheme="minorHAnsi" w:hAnsiTheme="minorHAnsi"/>
-                <w:sz w:val="16"/>
-                <w:szCs w:val="16"/>
-              </w:rPr>
-              <w:t>one of the following two locations:</w:t>
-            </w:r>
-          </w:p>
-          <w:p>
-            <w:pPr>
-              <w:ind w:firstLine="160"/>
-              <w:rPr>
-                <w:rFonts w:asciiTheme="minorHAnsi" w:hAnsiTheme="minorHAnsi"/>
-                <w:sz w:val="16"/>
-                <w:szCs w:val="16"/>
-              </w:rPr>
-            </w:pPr>
-          </w:p>
-          <w:p>
-            <w:pPr>
-              <w:ind w:firstLine="160"/>
-              <w:rPr>
-                <w:rFonts w:asciiTheme="minorHAnsi" w:hAnsiTheme="minorHAnsi"/>
-                <w:sz w:val="16"/>
-                <w:szCs w:val="16"/>
-              </w:rPr>
-            </w:pPr>
-            <w:r>
-              <w:rPr>
-                <w:rFonts w:asciiTheme="minorHAnsi" w:hAnsiTheme="minorHAnsi"/>
-                <w:sz w:val="16"/>
-                <w:szCs w:val="16"/>
-              </w:rPr>
-              <w:t>1: [</w:t>
-            </w:r>
-            <w:r>
-              <w:rPr>
-                <w:rFonts w:asciiTheme="minorHAnsi" w:hAnsiTheme="minorHAnsi"/>
-                <w:sz w:val="16"/>
-                <w:szCs w:val="16"/>
-              </w:rPr>
-              <w:t>MCH-01b field F12</w:t>
-            </w:r>
-            <w:r>
-              <w:rPr>
-                <w:rFonts w:asciiTheme="minorHAnsi" w:hAnsiTheme="minorHAnsi"/>
-                <w:sz w:val="16"/>
-                <w:szCs w:val="16"/>
-              </w:rPr>
-              <w:t xml:space="preserve"> (if &lt; 75% of duct system altered)]</w:t>
-            </w:r>
-          </w:p>
-          <w:p>
-            <w:pPr>
-              <w:ind w:firstLine="160"/>
-              <w:rPr>
-                <w:rFonts w:asciiTheme="minorHAnsi" w:hAnsiTheme="minorHAnsi"/>
-                <w:sz w:val="16"/>
-                <w:szCs w:val="16"/>
-              </w:rPr>
-            </w:pPr>
-            <w:r>
-              <w:rPr>
-                <w:rFonts w:asciiTheme="minorHAnsi" w:hAnsiTheme="minorHAnsi"/>
-                <w:sz w:val="16"/>
-                <w:szCs w:val="16"/>
-              </w:rPr>
-              <w:t>2: [MCH-01b field G15 (if new or completely replaced duct system)]</w:t>
-            </w:r>
-          </w:p>
-          <w:p>
-            <w:pPr>
-              <w:ind w:left="154"/>
-              <w:rPr>
-                <w:rFonts w:asciiTheme="minorHAnsi" w:hAnsiTheme="minorHAnsi"/>
-                <w:b/>
-                <w:sz w:val="16"/>
-                <w:szCs w:val="16"/>
-              </w:rPr>
-            </w:pPr>
-          </w:p>
-          <w:p>
-            <w:pPr>
-              <w:ind w:left="154"/>
-              <w:rPr>
-                <w:rFonts w:asciiTheme="minorHAnsi" w:hAnsiTheme="minorHAnsi"/>
-                <w:sz w:val="16"/>
-                <w:szCs w:val="16"/>
-              </w:rPr>
-            </w:pPr>
-            <w:r>
-              <w:rPr>
-                <w:rFonts w:asciiTheme="minorHAnsi" w:hAnsiTheme="minorHAnsi"/>
-                <w:b/>
-                <w:sz w:val="16"/>
-                <w:szCs w:val="16"/>
-              </w:rPr>
-              <w:t>else</w:t>
-            </w:r>
-            <w:r>
-              <w:rPr>
-                <w:rFonts w:asciiTheme="minorHAnsi" w:hAnsiTheme="minorHAnsi"/>
-                <w:sz w:val="16"/>
-                <w:szCs w:val="16"/>
-              </w:rPr>
-              <w:t xml:space="preserve"> value in this field = Condenser Nominal Cooling Capacity value referenced from </w:t>
-            </w:r>
-            <w:r>
-              <w:rPr>
-                <w:rFonts w:asciiTheme="minorHAnsi" w:hAnsiTheme="minorHAnsi"/>
-                <w:sz w:val="16"/>
-                <w:szCs w:val="16"/>
-              </w:rPr>
-              <w:t>MCH-01b field E09</w:t>
-            </w:r>
-          </w:p>
-          <w:p>
-            <w:pPr>
-              <w:rPr>
-                <w:rFonts w:asciiTheme="minorHAnsi" w:hAnsiTheme="minorHAnsi"/>
-                <w:sz w:val="16"/>
-                <w:szCs w:val="16"/>
-              </w:rPr>
-            </w:pPr>
-          </w:p>
-          <w:p>
-            <w:pPr>
-              <w:rPr>
-                <w:rFonts w:asciiTheme="minorHAnsi" w:hAnsiTheme="minorHAnsi"/>
-                <w:sz w:val="16"/>
-                <w:szCs w:val="16"/>
-              </w:rPr>
-            </w:pPr>
-            <w:r>
-              <w:rPr>
-                <w:rFonts w:asciiTheme="minorHAnsi" w:hAnsiTheme="minorHAnsi"/>
-                <w:sz w:val="16"/>
-                <w:szCs w:val="16"/>
-              </w:rPr>
-              <w:t xml:space="preserve">Elseif parent is </w:t>
-            </w:r>
-            <w:r>
-              <w:rPr>
-                <w:rFonts w:asciiTheme="minorHAnsi" w:hAnsiTheme="minorHAnsi"/>
-                <w:b/>
-                <w:sz w:val="16"/>
-                <w:szCs w:val="16"/>
-              </w:rPr>
-              <w:t>MCH-01c</w:t>
-            </w:r>
-            <w:r>
-              <w:rPr>
-                <w:rFonts w:asciiTheme="minorHAnsi" w:hAnsiTheme="minorHAnsi"/>
-                <w:sz w:val="16"/>
-                <w:szCs w:val="16"/>
-              </w:rPr>
-              <w:t>:</w:t>
-            </w:r>
-          </w:p>
-          <w:p>
-            <w:pPr>
-              <w:ind w:left="423" w:hanging="269"/>
-              <w:rPr>
-                <w:rFonts w:asciiTheme="minorHAnsi" w:hAnsiTheme="minorHAnsi"/>
-                <w:sz w:val="16"/>
-                <w:szCs w:val="16"/>
-              </w:rPr>
-            </w:pPr>
-            <w:r>
-              <w:rPr>
-                <w:rFonts w:asciiTheme="minorHAnsi" w:hAnsiTheme="minorHAnsi"/>
-                <w:b/>
-                <w:sz w:val="16"/>
-                <w:szCs w:val="16"/>
-              </w:rPr>
-              <w:t>i</w:t>
-            </w:r>
-            <w:r>
-              <w:rPr>
-                <w:rFonts w:asciiTheme="minorHAnsi" w:hAnsiTheme="minorHAnsi"/>
-                <w:b/>
-                <w:sz w:val="16"/>
-                <w:szCs w:val="16"/>
-              </w:rPr>
-              <w:t>f</w:t>
-            </w:r>
-            <w:r>
-              <w:rPr>
-                <w:rFonts w:asciiTheme="minorHAnsi" w:hAnsiTheme="minorHAnsi"/>
-                <w:sz w:val="16"/>
-                <w:szCs w:val="16"/>
-              </w:rPr>
-              <w:t xml:space="preserve"> the duct system in MCH-01c field L03 has a value in MCH-01c field C11 &gt; 1,</w:t>
-            </w:r>
-            <w:r>
-              <w:rPr>
-                <w:rFonts w:asciiTheme="minorHAnsi" w:hAnsiTheme="minorHAnsi"/>
-                <w:sz w:val="16"/>
-                <w:szCs w:val="16"/>
-              </w:rPr>
-              <w:t xml:space="preserve"> and the system type in MCH-01c fields C04 or C05 are one of the following </w:t>
-            </w:r>
-            <w:r>
-              <w:rPr>
-                <w:rFonts w:asciiTheme="minorHAnsi" w:hAnsiTheme="minorHAnsi"/>
-                <w:sz w:val="16"/>
-                <w:szCs w:val="16"/>
-              </w:rPr>
-              <w:t>three</w:t>
-            </w:r>
-            <w:r>
-              <w:rPr>
-                <w:rFonts w:asciiTheme="minorHAnsi" w:hAnsiTheme="minorHAnsi"/>
-                <w:sz w:val="16"/>
-                <w:szCs w:val="16"/>
-              </w:rPr>
-              <w:t xml:space="preserve"> types: </w:t>
-            </w:r>
-            <w:proofErr w:type="gramStart"/>
-            <w:r>
-              <w:rPr>
-                <w:rFonts w:asciiTheme="minorHAnsi" w:hAnsiTheme="minorHAnsi"/>
-                <w:sz w:val="16"/>
-                <w:szCs w:val="16"/>
-              </w:rPr>
-              <w:t>1:[</w:t>
-            </w:r>
-            <w:proofErr w:type="gramEnd"/>
-            <w:r>
-              <w:rPr>
-                <w:rFonts w:asciiTheme="minorHAnsi" w:hAnsiTheme="minorHAnsi"/>
-                <w:sz w:val="16"/>
-                <w:szCs w:val="16"/>
-              </w:rPr>
-              <w:t>VCHP-Ducted], 2:[VCHP-Ductless], 3:[</w:t>
-            </w:r>
-            <w:proofErr w:type="spellStart"/>
-            <w:r>
-              <w:rPr>
-                <w:rFonts w:asciiTheme="minorHAnsi" w:hAnsiTheme="minorHAnsi"/>
-                <w:sz w:val="16"/>
-                <w:szCs w:val="16"/>
-              </w:rPr>
-              <w:t>VCHP-Ducted+Ductless</w:t>
-            </w:r>
-            <w:proofErr w:type="spellEnd"/>
-            <w:r>
-              <w:rPr>
-                <w:rFonts w:asciiTheme="minorHAnsi" w:hAnsiTheme="minorHAnsi"/>
-                <w:sz w:val="16"/>
-                <w:szCs w:val="16"/>
-              </w:rPr>
-              <w:t>]</w:t>
-            </w:r>
-          </w:p>
-          <w:p>
-            <w:pPr>
-              <w:ind w:left="154"/>
-              <w:rPr>
-                <w:rFonts w:asciiTheme="minorHAnsi" w:hAnsiTheme="minorHAnsi"/>
-                <w:sz w:val="16"/>
-                <w:szCs w:val="16"/>
-              </w:rPr>
-            </w:pPr>
-            <w:r>
-              <w:rPr>
-                <w:rFonts w:asciiTheme="minorHAnsi" w:hAnsiTheme="minorHAnsi"/>
-                <w:b/>
-                <w:sz w:val="16"/>
-                <w:szCs w:val="16"/>
-              </w:rPr>
-              <w:t>t</w:t>
-            </w:r>
-            <w:r>
-              <w:rPr>
-                <w:rFonts w:asciiTheme="minorHAnsi" w:hAnsiTheme="minorHAnsi"/>
-                <w:b/>
-                <w:sz w:val="16"/>
-                <w:szCs w:val="16"/>
-              </w:rPr>
-              <w:t>hen</w:t>
-            </w:r>
-            <w:r>
-              <w:rPr>
-                <w:rFonts w:asciiTheme="minorHAnsi" w:hAnsiTheme="minorHAnsi"/>
-                <w:sz w:val="16"/>
-                <w:szCs w:val="16"/>
-              </w:rPr>
-              <w:t xml:space="preserve"> value in this field = Indoor Unit Nominal Cooling Capacity value reference from</w:t>
-            </w:r>
-            <w:r>
-              <w:rPr>
-                <w:rFonts w:asciiTheme="minorHAnsi" w:hAnsiTheme="minorHAnsi"/>
-                <w:sz w:val="16"/>
-                <w:szCs w:val="16"/>
-              </w:rPr>
-              <w:t xml:space="preserve"> MCH-01c field F10</w:t>
-            </w:r>
-          </w:p>
-          <w:p>
-            <w:pPr>
-              <w:ind w:left="154"/>
-              <w:rPr>
-                <w:rFonts w:asciiTheme="minorHAnsi" w:hAnsiTheme="minorHAnsi"/>
-                <w:sz w:val="16"/>
-                <w:szCs w:val="16"/>
-              </w:rPr>
-            </w:pPr>
-            <w:r>
-              <w:rPr>
-                <w:rFonts w:asciiTheme="minorHAnsi" w:hAnsiTheme="minorHAnsi"/>
-                <w:b/>
-                <w:sz w:val="16"/>
-                <w:szCs w:val="16"/>
-              </w:rPr>
-              <w:t>else</w:t>
-            </w:r>
-            <w:r>
-              <w:rPr>
-                <w:rFonts w:asciiTheme="minorHAnsi" w:hAnsiTheme="minorHAnsi"/>
-                <w:sz w:val="16"/>
-                <w:szCs w:val="16"/>
-              </w:rPr>
-              <w:t xml:space="preserve"> value in this field = Condenser Nominal Cooling Capacity value referenced from one of the following two locations:</w:t>
-            </w:r>
-          </w:p>
-          <w:p>
-            <w:pPr>
-              <w:rPr>
-                <w:rFonts w:asciiTheme="minorHAnsi" w:hAnsiTheme="minorHAnsi"/>
-                <w:sz w:val="16"/>
-                <w:szCs w:val="16"/>
-              </w:rPr>
-            </w:pPr>
-          </w:p>
-          <w:p>
-            <w:pPr>
-              <w:ind w:left="720" w:hanging="560"/>
-              <w:rPr>
-                <w:rFonts w:asciiTheme="minorHAnsi" w:hAnsiTheme="minorHAnsi"/>
-                <w:sz w:val="16"/>
-                <w:szCs w:val="16"/>
-              </w:rPr>
-            </w:pPr>
-            <w:r>
-              <w:rPr>
-                <w:rFonts w:asciiTheme="minorHAnsi" w:hAnsiTheme="minorHAnsi"/>
-                <w:sz w:val="16"/>
-                <w:szCs w:val="16"/>
-              </w:rPr>
-              <w:t>1:</w:t>
-            </w:r>
-            <w:r>
-              <w:rPr>
-                <w:rFonts w:asciiTheme="minorHAnsi" w:hAnsiTheme="minorHAnsi"/>
-                <w:sz w:val="16"/>
-                <w:szCs w:val="16"/>
-              </w:rPr>
-              <w:t xml:space="preserve"> </w:t>
-            </w:r>
-            <w:r>
-              <w:rPr>
-                <w:rFonts w:asciiTheme="minorHAnsi" w:hAnsiTheme="minorHAnsi"/>
-                <w:sz w:val="16"/>
-                <w:szCs w:val="16"/>
-              </w:rPr>
-              <w:t>[MCH-01c field E09 (if SC system is not a HP)]</w:t>
-            </w:r>
-          </w:p>
-          <w:p>
-            <w:pPr>
-              <w:ind w:left="720" w:hanging="560"/>
-              <w:rPr>
-                <w:rFonts w:asciiTheme="minorHAnsi" w:hAnsiTheme="minorHAnsi"/>
-                <w:sz w:val="16"/>
-                <w:szCs w:val="16"/>
-              </w:rPr>
-            </w:pPr>
-            <w:r>
-              <w:rPr>
-                <w:rFonts w:asciiTheme="minorHAnsi" w:hAnsiTheme="minorHAnsi"/>
-                <w:sz w:val="16"/>
-                <w:szCs w:val="16"/>
-              </w:rPr>
-              <w:t>2:</w:t>
-            </w:r>
-            <w:r>
-              <w:rPr>
-                <w:rFonts w:asciiTheme="minorHAnsi" w:hAnsiTheme="minorHAnsi"/>
-                <w:sz w:val="16"/>
-                <w:szCs w:val="16"/>
-              </w:rPr>
-              <w:t xml:space="preserve"> </w:t>
-            </w:r>
-            <w:r>
-              <w:rPr>
-                <w:rFonts w:asciiTheme="minorHAnsi" w:hAnsiTheme="minorHAnsi"/>
-                <w:sz w:val="16"/>
-                <w:szCs w:val="16"/>
-              </w:rPr>
-              <w:t>[MCH-01c field H10 (if SC system is a HP)]</w:t>
-            </w:r>
-          </w:p>
-          <w:p>
-            <w:pPr>
-              <w:rPr>
-                <w:rFonts w:asciiTheme="minorHAnsi" w:hAnsiTheme="minorHAnsi"/>
-                <w:sz w:val="16"/>
-                <w:szCs w:val="16"/>
-              </w:rPr>
-            </w:pPr>
-          </w:p>
-          <w:p>
-            <w:pPr>
-              <w:rPr>
-                <w:rFonts w:asciiTheme="minorHAnsi" w:hAnsiTheme="minorHAnsi"/>
-                <w:sz w:val="16"/>
-                <w:szCs w:val="16"/>
-              </w:rPr>
-            </w:pPr>
-            <w:r>
-              <w:rPr>
-                <w:rFonts w:asciiTheme="minorHAnsi" w:hAnsiTheme="minorHAnsi"/>
-                <w:sz w:val="16"/>
-                <w:szCs w:val="16"/>
-              </w:rPr>
-              <w:t xml:space="preserve">Elseif parent is </w:t>
-            </w:r>
-            <w:r>
-              <w:rPr>
-                <w:rFonts w:asciiTheme="minorHAnsi" w:hAnsiTheme="minorHAnsi"/>
-                <w:b/>
-                <w:sz w:val="16"/>
-                <w:szCs w:val="16"/>
-              </w:rPr>
-              <w:t>MCH-01d</w:t>
-            </w:r>
-            <w:r>
-              <w:rPr>
-                <w:rFonts w:asciiTheme="minorHAnsi" w:hAnsiTheme="minorHAnsi"/>
-                <w:sz w:val="16"/>
-                <w:szCs w:val="16"/>
-              </w:rPr>
-              <w:t>:</w:t>
-            </w:r>
-          </w:p>
-          <w:p>
-            <w:pPr>
-              <w:ind w:left="423" w:hanging="270"/>
-              <w:rPr>
-                <w:rFonts w:asciiTheme="minorHAnsi" w:hAnsiTheme="minorHAnsi"/>
-                <w:sz w:val="16"/>
-                <w:szCs w:val="16"/>
-              </w:rPr>
-            </w:pPr>
-            <w:r>
-              <w:rPr>
-                <w:rFonts w:asciiTheme="minorHAnsi" w:hAnsiTheme="minorHAnsi"/>
-                <w:b/>
-                <w:sz w:val="16"/>
-                <w:szCs w:val="16"/>
-              </w:rPr>
-              <w:t>if</w:t>
-            </w:r>
-            <w:r>
-              <w:rPr>
-                <w:rFonts w:asciiTheme="minorHAnsi" w:hAnsiTheme="minorHAnsi"/>
-                <w:sz w:val="16"/>
-                <w:szCs w:val="16"/>
-              </w:rPr>
               <w:t xml:space="preserve"> the duct system in MCH-01d field O03 has a value in MCH-01d field D06 &gt; 1</w:t>
             </w:r>
             <w:r>
@@ -7960,43 +7720,7 @@
                 <w:sz w:val="16"/>
                 <w:szCs w:val="16"/>
               </w:rPr>
-              <w:t xml:space="preserve">, and the system type in MCH-01d fields D04 or D05 are one of the following three types: </w:t>
-            </w:r>
-            <w:proofErr w:type="gramStart"/>
-            <w:r>
-              <w:rPr>
-                <w:rFonts w:asciiTheme="minorHAnsi" w:hAnsiTheme="minorHAnsi"/>
-                <w:sz w:val="16"/>
-                <w:szCs w:val="16"/>
-              </w:rPr>
-              <w:t>1:[</w:t>
-            </w:r>
-            <w:proofErr w:type="gramEnd"/>
-            <w:r>
-              <w:rPr>
-                <w:rFonts w:asciiTheme="minorHAnsi" w:hAnsiTheme="minorHAnsi"/>
-                <w:sz w:val="16"/>
-                <w:szCs w:val="16"/>
-              </w:rPr>
-              <w:t>VCHP-Ducted], 2:[VCHP-Ductless], 3:[</w:t>
-            </w:r>
-            <w:proofErr w:type="spellStart"/>
-            <w:r>
-              <w:rPr>
-                <w:rFonts w:asciiTheme="minorHAnsi" w:hAnsiTheme="minorHAnsi"/>
-                <w:sz w:val="16"/>
-                <w:szCs w:val="16"/>
-              </w:rPr>
-              <w:t>VCHP-Ducted+Ductless</w:t>
-            </w:r>
-            <w:proofErr w:type="spellEnd"/>
-            <w:r>
-              <w:rPr>
-                <w:rFonts w:asciiTheme="minorHAnsi" w:hAnsiTheme="minorHAnsi"/>
-                <w:sz w:val="16"/>
-                <w:szCs w:val="16"/>
-              </w:rPr>
-              <w:t>],</w:t>
+              <w:t>, and the system type in MCH-01d fields D04 or D05 are one of the following three types: 1:[VCHP-Ducted], 2:[VCHP-Ductless], 3:[VCHP-Ducted+Ductless],</w:t>
             </w:r>
           </w:p>
           <w:p>
@@ -8320,116 +8044,58 @@
                 <w:sz w:val="18"/>
                 <w:szCs w:val="18"/>
               </w:rPr>
-              <w:t>&lt;&lt;calculated field: If cooling system type=</w:t>
-            </w:r>
-            <w:proofErr w:type="spellStart"/>
-            <w:r>
-              <w:rPr>
-                <w:rFonts w:asciiTheme="minorHAnsi" w:hAnsiTheme="minorHAnsi"/>
-                <w:sz w:val="18"/>
-                <w:szCs w:val="18"/>
-              </w:rPr>
-              <w:t>NoCooling</w:t>
-            </w:r>
-            <w:proofErr w:type="spellEnd"/>
-            <w:r>
-              <w:rPr>
-                <w:rFonts w:asciiTheme="minorHAnsi" w:hAnsiTheme="minorHAnsi"/>
-                <w:sz w:val="18"/>
-                <w:szCs w:val="18"/>
-              </w:rPr>
-              <w:t xml:space="preserve"> then display text result= n/a - Heating-only </w:t>
-            </w:r>
-            <w:proofErr w:type="gramStart"/>
-            <w:r>
-              <w:rPr>
-                <w:rFonts w:asciiTheme="minorHAnsi" w:hAnsiTheme="minorHAnsi"/>
-                <w:sz w:val="18"/>
-                <w:szCs w:val="18"/>
-              </w:rPr>
-              <w:t>system;</w:t>
-            </w:r>
-            <w:proofErr w:type="gramEnd"/>
-          </w:p>
-          <w:p>
-            <w:pPr>
-              <w:rPr>
-                <w:rFonts w:asciiTheme="minorHAnsi" w:hAnsiTheme="minorHAnsi"/>
-                <w:sz w:val="18"/>
-                <w:szCs w:val="18"/>
-              </w:rPr>
-            </w:pPr>
-            <w:proofErr w:type="spellStart"/>
-            <w:r>
-              <w:rPr>
-                <w:rFonts w:asciiTheme="minorHAnsi" w:hAnsiTheme="minorHAnsi"/>
-                <w:sz w:val="18"/>
-                <w:szCs w:val="18"/>
-              </w:rPr>
-              <w:t>elsif</w:t>
-            </w:r>
-            <w:proofErr w:type="spellEnd"/>
-            <w:r>
-              <w:rPr>
-                <w:rFonts w:asciiTheme="minorHAnsi" w:hAnsiTheme="minorHAnsi"/>
-                <w:sz w:val="18"/>
-                <w:szCs w:val="18"/>
-              </w:rPr>
-              <w:t xml:space="preserve"> the condenser speed type is not given on the MCH-01,</w:t>
-            </w:r>
-          </w:p>
-          <w:p>
-            <w:pPr>
-              <w:rPr>
-                <w:rFonts w:asciiTheme="minorHAnsi" w:hAnsiTheme="minorHAnsi"/>
-                <w:sz w:val="18"/>
-                <w:szCs w:val="18"/>
-              </w:rPr>
-            </w:pPr>
-            <w:r>
-              <w:rPr>
-                <w:rFonts w:asciiTheme="minorHAnsi" w:hAnsiTheme="minorHAnsi"/>
-                <w:sz w:val="18"/>
-                <w:szCs w:val="18"/>
-              </w:rPr>
-              <w:t xml:space="preserve">then display text n/a –Condenser Speed requirements do not </w:t>
-            </w:r>
-            <w:proofErr w:type="gramStart"/>
-            <w:r>
-              <w:rPr>
-                <w:rFonts w:asciiTheme="minorHAnsi" w:hAnsiTheme="minorHAnsi"/>
-                <w:sz w:val="18"/>
-                <w:szCs w:val="18"/>
-              </w:rPr>
-              <w:t>apply;</w:t>
-            </w:r>
-            <w:proofErr w:type="gramEnd"/>
-          </w:p>
-          <w:p>
-            <w:pPr>
-              <w:rPr>
-                <w:rFonts w:asciiTheme="minorHAnsi" w:hAnsiTheme="minorHAnsi"/>
-                <w:sz w:val="18"/>
-                <w:szCs w:val="18"/>
-              </w:rPr>
-            </w:pPr>
-            <w:proofErr w:type="spellStart"/>
-            <w:r>
-              <w:rPr>
-                <w:rFonts w:asciiTheme="minorHAnsi" w:hAnsiTheme="minorHAnsi"/>
-                <w:sz w:val="18"/>
-                <w:szCs w:val="18"/>
-              </w:rPr>
-              <w:t>elsif</w:t>
-            </w:r>
-            <w:proofErr w:type="spellEnd"/>
-            <w:r>
-              <w:rPr>
-                <w:rFonts w:asciiTheme="minorHAnsi" w:hAnsiTheme="minorHAnsi"/>
-                <w:sz w:val="18"/>
-                <w:szCs w:val="18"/>
-              </w:rPr>
-              <w:t xml:space="preserve"> the condenser speed type is given on the MCH-01,</w:t>
+              <w:t>&lt;&lt;calculated field: If cooling system type=NoCooling then display text result= n/a - Heating-only system;</w:t>
+            </w:r>
+          </w:p>
+          <w:p>
+            <w:pPr>
+              <w:rPr>
+                <w:rFonts w:asciiTheme="minorHAnsi" w:hAnsiTheme="minorHAnsi"/>
+                <w:sz w:val="18"/>
+                <w:szCs w:val="18"/>
+              </w:rPr>
+            </w:pPr>
+            <w:r>
+              <w:rPr>
+                <w:rFonts w:asciiTheme="minorHAnsi" w:hAnsiTheme="minorHAnsi"/>
+                <w:sz w:val="18"/>
+                <w:szCs w:val="18"/>
+              </w:rPr>
+              <w:t>elsif the condenser speed type is not given on the MCH-01,</w:t>
+            </w:r>
+          </w:p>
+          <w:p>
+            <w:pPr>
+              <w:rPr>
+                <w:rFonts w:asciiTheme="minorHAnsi" w:hAnsiTheme="minorHAnsi"/>
+                <w:sz w:val="18"/>
+                <w:szCs w:val="18"/>
+              </w:rPr>
+            </w:pPr>
+            <w:r>
+              <w:rPr>
+                <w:rFonts w:asciiTheme="minorHAnsi" w:hAnsiTheme="minorHAnsi"/>
+                <w:sz w:val="18"/>
+                <w:szCs w:val="18"/>
+              </w:rPr>
+              <w:t>then display text n/a –Condenser Speed requirements do not apply;</w:t>
+            </w:r>
+          </w:p>
+          <w:p>
+            <w:pPr>
+              <w:rPr>
+                <w:rFonts w:asciiTheme="minorHAnsi" w:hAnsiTheme="minorHAnsi"/>
+                <w:sz w:val="18"/>
+                <w:szCs w:val="18"/>
+              </w:rPr>
+            </w:pPr>
+            <w:r>
+              <w:rPr>
+                <w:rFonts w:asciiTheme="minorHAnsi" w:hAnsiTheme="minorHAnsi"/>
+                <w:sz w:val="18"/>
+                <w:szCs w:val="18"/>
+              </w:rPr>
+              <w:t>elsif the condenser speed type is given on the MCH-01,</w:t>
             </w:r>
           </w:p>
           <w:p>
@@ -8463,43 +8129,7 @@
                 <w:sz w:val="18"/>
                 <w:szCs w:val="18"/>
               </w:rPr>
-              <w:t xml:space="preserve">(note on applicable MCH-01 docs the options are:  </w:t>
-            </w:r>
-            <w:proofErr w:type="spellStart"/>
-            <w:r>
-              <w:rPr>
-                <w:rFonts w:asciiTheme="minorHAnsi" w:hAnsiTheme="minorHAnsi"/>
-                <w:sz w:val="18"/>
-                <w:szCs w:val="18"/>
-              </w:rPr>
-              <w:t>MultiSpeed</w:t>
-            </w:r>
-            <w:proofErr w:type="spellEnd"/>
-            <w:r>
-              <w:rPr>
-                <w:rFonts w:asciiTheme="minorHAnsi" w:hAnsiTheme="minorHAnsi"/>
-                <w:sz w:val="18"/>
-                <w:szCs w:val="18"/>
-              </w:rPr>
-              <w:t xml:space="preserve">; or </w:t>
-            </w:r>
-            <w:proofErr w:type="spellStart"/>
-            <w:r>
-              <w:rPr>
-                <w:rFonts w:asciiTheme="minorHAnsi" w:hAnsiTheme="minorHAnsi"/>
-                <w:sz w:val="18"/>
-                <w:szCs w:val="18"/>
-              </w:rPr>
-              <w:t>SingleSpeed</w:t>
-            </w:r>
-            <w:proofErr w:type="spellEnd"/>
-            <w:r>
-              <w:rPr>
-                <w:rFonts w:asciiTheme="minorHAnsi" w:hAnsiTheme="minorHAnsi"/>
-                <w:sz w:val="18"/>
-                <w:szCs w:val="18"/>
-              </w:rPr>
-              <w:t>)&gt;&gt;</w:t>
+              <w:t>(note on applicable MCH-01 docs the options are:  MultiSpeed; or SingleSpeed)&gt;&gt;</w:t>
             </w:r>
           </w:p>
         </w:tc>
@@ -8585,36 +8215,8 @@
                 <w:sz w:val="18"/>
                 <w:szCs w:val="18"/>
               </w:rPr>
-              <w:t>&lt;&lt;calculated field: If cooling system type=</w:t>
-            </w:r>
-            <w:proofErr w:type="spellStart"/>
-            <w:r>
-              <w:rPr>
-                <w:rFonts w:asciiTheme="minorHAnsi" w:hAnsiTheme="minorHAnsi"/>
-                <w:sz w:val="18"/>
-                <w:szCs w:val="18"/>
-              </w:rPr>
-              <w:t>NoCooling</w:t>
-            </w:r>
-            <w:proofErr w:type="spellEnd"/>
-            <w:r>
-              <w:rPr>
-                <w:rFonts w:asciiTheme="minorHAnsi" w:hAnsiTheme="minorHAnsi"/>
-                <w:sz w:val="18"/>
-                <w:szCs w:val="18"/>
-              </w:rPr>
-              <w:t xml:space="preserve"> then display text result= n/a - Heating-only </w:t>
-            </w:r>
-            <w:proofErr w:type="gramStart"/>
-            <w:r>
-              <w:rPr>
-                <w:rFonts w:asciiTheme="minorHAnsi" w:hAnsiTheme="minorHAnsi"/>
-                <w:sz w:val="18"/>
-                <w:szCs w:val="18"/>
-              </w:rPr>
-              <w:t>system;</w:t>
-            </w:r>
-            <w:proofErr w:type="gramEnd"/>
+              <w:t>&lt;&lt;calculated field: If cooling system type=NoCooling then display text result= n/a - Heating-only system;</w:t>
+            </w:r>
           </w:p>
           <w:p>
             <w:pPr>
@@ -8647,44 +8249,24 @@
                 <w:sz w:val="18"/>
                 <w:szCs w:val="18"/>
               </w:rPr>
-              <w:t xml:space="preserve">then display text:  n/a –Cooling System Zonal Control requirements do not </w:t>
-            </w:r>
-            <w:proofErr w:type="gramStart"/>
-            <w:r>
-              <w:rPr>
-                <w:rFonts w:asciiTheme="minorHAnsi" w:hAnsiTheme="minorHAnsi"/>
-                <w:sz w:val="18"/>
-                <w:szCs w:val="18"/>
-              </w:rPr>
-              <w:t>apply;</w:t>
-            </w:r>
-            <w:proofErr w:type="gramEnd"/>
-          </w:p>
-          <w:p>
-            <w:pPr>
-              <w:rPr>
-                <w:rFonts w:asciiTheme="minorHAnsi" w:hAnsiTheme="minorHAnsi"/>
-                <w:sz w:val="18"/>
-                <w:szCs w:val="18"/>
-              </w:rPr>
-            </w:pPr>
-            <w:proofErr w:type="spellStart"/>
-            <w:r>
-              <w:rPr>
-                <w:rFonts w:asciiTheme="minorHAnsi" w:hAnsiTheme="minorHAnsi"/>
-                <w:sz w:val="18"/>
-                <w:szCs w:val="18"/>
-              </w:rPr>
-              <w:t>elsif</w:t>
-            </w:r>
-            <w:proofErr w:type="spellEnd"/>
-            <w:r>
-              <w:rPr>
-                <w:rFonts w:asciiTheme="minorHAnsi" w:hAnsiTheme="minorHAnsi"/>
-                <w:sz w:val="18"/>
-                <w:szCs w:val="18"/>
-              </w:rPr>
-              <w:t xml:space="preserve"> the Cooling System Zonal Control Type is given on the MCH-01,</w:t>
+              <w:t>then display text:  n/a –Cooling System Zonal Control requirements do not apply;</w:t>
+            </w:r>
+          </w:p>
+          <w:p>
+            <w:pPr>
+              <w:rPr>
+                <w:rFonts w:asciiTheme="minorHAnsi" w:hAnsiTheme="minorHAnsi"/>
+                <w:sz w:val="18"/>
+                <w:szCs w:val="18"/>
+              </w:rPr>
+            </w:pPr>
+            <w:r>
+              <w:rPr>
+                <w:rFonts w:asciiTheme="minorHAnsi" w:hAnsiTheme="minorHAnsi"/>
+                <w:sz w:val="18"/>
+                <w:szCs w:val="18"/>
+              </w:rPr>
+              <w:t>elsif the Cooling System Zonal Control Type is given on the MCH-01,</w:t>
             </w:r>
           </w:p>
           <w:p>
@@ -8718,43 +8300,7 @@
                 <w:sz w:val="18"/>
                 <w:szCs w:val="18"/>
               </w:rPr>
-              <w:t xml:space="preserve">(note on applicable MCH-01 docs the options are:  </w:t>
-            </w:r>
-            <w:proofErr w:type="spellStart"/>
-            <w:r>
-              <w:rPr>
-                <w:rFonts w:asciiTheme="minorHAnsi" w:hAnsiTheme="minorHAnsi"/>
-                <w:sz w:val="18"/>
-                <w:szCs w:val="18"/>
-              </w:rPr>
-              <w:t>ZonallyControlled</w:t>
-            </w:r>
-            <w:proofErr w:type="spellEnd"/>
-            <w:r>
-              <w:rPr>
-                <w:rFonts w:asciiTheme="minorHAnsi" w:hAnsiTheme="minorHAnsi"/>
-                <w:sz w:val="18"/>
-                <w:szCs w:val="18"/>
-              </w:rPr>
-              <w:t xml:space="preserve"> and </w:t>
-            </w:r>
-            <w:proofErr w:type="spellStart"/>
-            <w:r>
-              <w:rPr>
-                <w:rFonts w:asciiTheme="minorHAnsi" w:hAnsiTheme="minorHAnsi"/>
-                <w:sz w:val="18"/>
-                <w:szCs w:val="18"/>
-              </w:rPr>
-              <w:t>NotZonal</w:t>
-            </w:r>
-            <w:proofErr w:type="spellEnd"/>
-            <w:r>
-              <w:rPr>
-                <w:rFonts w:asciiTheme="minorHAnsi" w:hAnsiTheme="minorHAnsi"/>
-                <w:sz w:val="18"/>
-                <w:szCs w:val="18"/>
-              </w:rPr>
-              <w:t>)&gt;&gt;</w:t>
+              <w:t>(note on applicable MCH-01 docs the options are:  ZonallyControlled and NotZonal)&gt;&gt;</w:t>
             </w:r>
           </w:p>
         </w:tc>
@@ -8849,25 +8395,7 @@
                 <w:sz w:val="18"/>
                 <w:szCs w:val="18"/>
               </w:rPr>
-              <w:t>reference value from MCH-</w:t>
-            </w:r>
-            <w:proofErr w:type="gramStart"/>
-            <w:r>
-              <w:rPr>
-                <w:rFonts w:asciiTheme="minorHAnsi" w:hAnsiTheme="minorHAnsi"/>
-                <w:sz w:val="18"/>
-                <w:szCs w:val="18"/>
-              </w:rPr>
-              <w:t>01;</w:t>
-            </w:r>
-            <w:proofErr w:type="gramEnd"/>
-            <w:r>
-              <w:rPr>
-                <w:rFonts w:asciiTheme="minorHAnsi" w:hAnsiTheme="minorHAnsi"/>
-                <w:sz w:val="18"/>
-                <w:szCs w:val="18"/>
-              </w:rPr>
-              <w:t xml:space="preserve"> </w:t>
+              <w:t xml:space="preserve">reference value from MCH-01; </w:t>
             </w:r>
           </w:p>
           <w:p>
@@ -9040,45 +8568,25 @@
                 <w:sz w:val="18"/>
                 <w:szCs w:val="18"/>
               </w:rPr>
-              <w:t>If parent is MCH-01b, MCH-01c, or MCH-01d then value=N/</w:t>
-            </w:r>
-            <w:proofErr w:type="gramStart"/>
-            <w:r>
-              <w:rPr>
-                <w:rFonts w:asciiTheme="minorHAnsi" w:hAnsiTheme="minorHAnsi"/>
-                <w:sz w:val="18"/>
-                <w:szCs w:val="18"/>
-              </w:rPr>
-              <w:t>A;</w:t>
-            </w:r>
-            <w:proofErr w:type="gramEnd"/>
-          </w:p>
-          <w:p>
-            <w:pPr>
-              <w:rPr>
-                <w:rFonts w:asciiTheme="minorHAnsi" w:hAnsiTheme="minorHAnsi"/>
-                <w:sz w:val="18"/>
-                <w:szCs w:val="18"/>
-              </w:rPr>
-            </w:pPr>
-            <w:r>
-              <w:rPr>
-                <w:rFonts w:asciiTheme="minorHAnsi" w:hAnsiTheme="minorHAnsi"/>
-                <w:sz w:val="18"/>
-                <w:szCs w:val="18"/>
-              </w:rPr>
-              <w:t xml:space="preserve">elseif parent is MCH-01a, reference value from MCH-01a section </w:t>
-            </w:r>
-            <w:proofErr w:type="gramStart"/>
-            <w:r>
-              <w:rPr>
-                <w:rFonts w:asciiTheme="minorHAnsi" w:hAnsiTheme="minorHAnsi"/>
-                <w:sz w:val="18"/>
-                <w:szCs w:val="18"/>
-              </w:rPr>
-              <w:t>J10</w:t>
-            </w:r>
-            <w:proofErr w:type="gramEnd"/>
+              <w:t>If parent is MCH-01b, MCH-01c, or MCH-01d then value=N/A;</w:t>
+            </w:r>
+          </w:p>
+          <w:p>
+            <w:pPr>
+              <w:rPr>
+                <w:rFonts w:asciiTheme="minorHAnsi" w:hAnsiTheme="minorHAnsi"/>
+                <w:sz w:val="18"/>
+                <w:szCs w:val="18"/>
+              </w:rPr>
+            </w:pPr>
+            <w:r>
+              <w:rPr>
+                <w:rFonts w:asciiTheme="minorHAnsi" w:hAnsiTheme="minorHAnsi"/>
+                <w:sz w:val="18"/>
+                <w:szCs w:val="18"/>
+              </w:rPr>
+              <w:t>elseif parent is MCH-01a, reference value from MCH-01a section J10</w:t>
+            </w:r>
           </w:p>
           <w:p>
             <w:pPr>
@@ -9288,23 +8796,13 @@
               </w:rPr>
               <w:t>4</w:t>
             </w:r>
-            <w:proofErr w:type="gramStart"/>
-            <w:r>
-              <w:rPr>
-                <w:rFonts w:asciiTheme="minorHAnsi" w:hAnsiTheme="minorHAnsi"/>
-                <w:sz w:val="18"/>
-                <w:szCs w:val="18"/>
-              </w:rPr>
-              <w:t>=(</w:t>
-            </w:r>
-            <w:proofErr w:type="gramEnd"/>
-            <w:r>
-              <w:rPr>
-                <w:rFonts w:asciiTheme="minorHAnsi" w:hAnsiTheme="minorHAnsi"/>
-                <w:sz w:val="18"/>
-                <w:szCs w:val="18"/>
-              </w:rPr>
-              <w:t>New or Replacement), then display result = RA3.3 procedures for airflow rate measurement;</w:t>
+            <w:r>
+              <w:rPr>
+                <w:rFonts w:asciiTheme="minorHAnsi" w:hAnsiTheme="minorHAnsi"/>
+                <w:sz w:val="18"/>
+                <w:szCs w:val="18"/>
+              </w:rPr>
+              <w:t>=(New or Replacement), then display result = RA3.3 procedures for airflow rate measurement;</w:t>
             </w:r>
           </w:p>
           <w:p>
@@ -9865,25 +9363,7 @@
                 <w:sz w:val="18"/>
                 <w:szCs w:val="18"/>
               </w:rPr>
-              <w:t>&lt;&lt;</w:t>
-            </w:r>
-            <w:proofErr w:type="gramStart"/>
-            <w:r>
-              <w:rPr>
-                <w:rFonts w:asciiTheme="minorHAnsi" w:hAnsiTheme="minorHAnsi"/>
-                <w:sz w:val="18"/>
-                <w:szCs w:val="18"/>
-              </w:rPr>
-              <w:t>user</w:t>
-            </w:r>
-            <w:proofErr w:type="gramEnd"/>
-            <w:r>
-              <w:rPr>
-                <w:rFonts w:asciiTheme="minorHAnsi" w:hAnsiTheme="minorHAnsi"/>
-                <w:sz w:val="18"/>
-                <w:szCs w:val="18"/>
-              </w:rPr>
-              <w:t xml:space="preserve"> select one of the options from list: </w:t>
+              <w:t xml:space="preserve">&lt;&lt;user select one of the options from list: </w:t>
             </w:r>
           </w:p>
           <w:p>
@@ -9906,25 +9386,7 @@
                 <w:sz w:val="18"/>
                 <w:szCs w:val="18"/>
               </w:rPr>
-              <w:t>**HSPP installed and labeled consistent with Figure RA3.3-</w:t>
-            </w:r>
-            <w:proofErr w:type="gramStart"/>
-            <w:r>
-              <w:rPr>
-                <w:rFonts w:asciiTheme="minorHAnsi" w:hAnsiTheme="minorHAnsi"/>
-                <w:sz w:val="18"/>
-                <w:szCs w:val="18"/>
-              </w:rPr>
-              <w:t>1;</w:t>
-            </w:r>
-            <w:proofErr w:type="gramEnd"/>
-            <w:r>
-              <w:rPr>
-                <w:rFonts w:asciiTheme="minorHAnsi" w:hAnsiTheme="minorHAnsi"/>
-                <w:sz w:val="18"/>
-                <w:szCs w:val="18"/>
-              </w:rPr>
-              <w:t xml:space="preserve"> </w:t>
+              <w:t xml:space="preserve">**HSPP installed and labeled consistent with Figure RA3.3-1; </w:t>
             </w:r>
           </w:p>
           <w:p>
@@ -10049,25 +9511,7 @@
                 <w:sz w:val="18"/>
                 <w:szCs w:val="18"/>
               </w:rPr>
-              <w:t>** HSPP/</w:t>
-            </w:r>
-            <w:proofErr w:type="gramStart"/>
-            <w:r>
-              <w:rPr>
-                <w:rFonts w:asciiTheme="minorHAnsi" w:hAnsiTheme="minorHAnsi"/>
-                <w:sz w:val="18"/>
-                <w:szCs w:val="18"/>
-              </w:rPr>
-              <w:t>PSPP  are</w:t>
-            </w:r>
-            <w:proofErr w:type="gramEnd"/>
-            <w:r>
-              <w:rPr>
-                <w:rFonts w:asciiTheme="minorHAnsi" w:hAnsiTheme="minorHAnsi"/>
-                <w:sz w:val="18"/>
-                <w:szCs w:val="18"/>
-              </w:rPr>
-              <w:t xml:space="preserve"> not applicable to this system &gt;&gt;</w:t>
+              <w:t>** HSPP/PSPP  are not applicable to this system &gt;&gt;</w:t>
             </w:r>
           </w:p>
         </w:tc>
@@ -10290,25 +9734,7 @@
                 <w:sz w:val="18"/>
                 <w:szCs w:val="18"/>
               </w:rPr>
-              <w:t xml:space="preserve">&lt;&lt; </w:t>
-            </w:r>
-            <w:proofErr w:type="gramStart"/>
-            <w:r>
-              <w:rPr>
-                <w:rFonts w:asciiTheme="minorHAnsi" w:hAnsiTheme="minorHAnsi"/>
-                <w:sz w:val="18"/>
-                <w:szCs w:val="18"/>
-              </w:rPr>
-              <w:t>user</w:t>
-            </w:r>
-            <w:proofErr w:type="gramEnd"/>
-            <w:r>
-              <w:rPr>
-                <w:rFonts w:asciiTheme="minorHAnsi" w:hAnsiTheme="minorHAnsi"/>
-                <w:sz w:val="18"/>
-                <w:szCs w:val="18"/>
-              </w:rPr>
-              <w:t xml:space="preserve"> select one from list: </w:t>
+              <w:t xml:space="preserve">&lt;&lt; user select one from list: </w:t>
             </w:r>
           </w:p>
           <w:p>
@@ -10479,25 +9905,7 @@
                 <w:sz w:val="18"/>
                 <w:szCs w:val="18"/>
               </w:rPr>
-              <w:t xml:space="preserve">&lt;&lt;user </w:t>
-            </w:r>
-            <w:proofErr w:type="gramStart"/>
-            <w:r>
-              <w:rPr>
-                <w:rFonts w:asciiTheme="minorHAnsi" w:hAnsiTheme="minorHAnsi"/>
-                <w:sz w:val="18"/>
-                <w:szCs w:val="18"/>
-              </w:rPr>
-              <w:t>entry :</w:t>
-            </w:r>
-            <w:proofErr w:type="gramEnd"/>
-            <w:r>
-              <w:rPr>
-                <w:rFonts w:asciiTheme="minorHAnsi" w:hAnsiTheme="minorHAnsi"/>
-                <w:sz w:val="18"/>
-                <w:szCs w:val="18"/>
-              </w:rPr>
-              <w:t xml:space="preserve"> text (or consider referencing from a data registry user profile)&gt;&gt;</w:t>
+              <w:t>&lt;&lt;user entry : text (or consider referencing from a data registry user profile)&gt;&gt;</w:t>
             </w:r>
           </w:p>
         </w:tc>
@@ -10655,25 +10063,7 @@
                 <w:sz w:val="18"/>
                 <w:szCs w:val="18"/>
               </w:rPr>
-              <w:t>&lt;&lt;</w:t>
-            </w:r>
-            <w:proofErr w:type="gramStart"/>
-            <w:r>
-              <w:rPr>
-                <w:rFonts w:asciiTheme="minorHAnsi" w:hAnsiTheme="minorHAnsi"/>
-                <w:sz w:val="18"/>
-                <w:szCs w:val="18"/>
-              </w:rPr>
-              <w:t>user</w:t>
-            </w:r>
-            <w:proofErr w:type="gramEnd"/>
-            <w:r>
-              <w:rPr>
-                <w:rFonts w:asciiTheme="minorHAnsi" w:hAnsiTheme="minorHAnsi"/>
-                <w:sz w:val="18"/>
-                <w:szCs w:val="18"/>
-              </w:rPr>
-              <w:t xml:space="preserve"> select from list:  </w:t>
+              <w:t xml:space="preserve">&lt;&lt;user select from list:  </w:t>
             </w:r>
           </w:p>
           <w:p>
@@ -10908,25 +10298,7 @@
                 <w:sz w:val="16"/>
                 <w:szCs w:val="16"/>
               </w:rPr>
-              <w:t xml:space="preserve"> = </w:t>
-            </w:r>
-            <w:proofErr w:type="gramStart"/>
-            <w:r>
-              <w:rPr>
-                <w:rFonts w:asciiTheme="minorHAnsi" w:hAnsiTheme="minorHAnsi"/>
-                <w:sz w:val="16"/>
-                <w:szCs w:val="16"/>
-              </w:rPr>
-              <w:t>alteration</w:t>
-            </w:r>
-            <w:proofErr w:type="gramEnd"/>
-            <w:r>
-              <w:rPr>
-                <w:rFonts w:asciiTheme="minorHAnsi" w:hAnsiTheme="minorHAnsi"/>
-                <w:sz w:val="16"/>
-                <w:szCs w:val="16"/>
-              </w:rPr>
-              <w:t xml:space="preserve"> Then Use variant MCH-23c</w:t>
+              <w:t xml:space="preserve"> = alteration Then Use variant MCH-23c</w:t>
             </w:r>
             <w:r>
               <w:rPr>
@@ -10946,23 +10318,13 @@
                 <w:szCs w:val="16"/>
               </w:rPr>
             </w:pPr>
-            <w:proofErr w:type="spellStart"/>
-            <w:r>
-              <w:rPr>
-                <w:rFonts w:asciiTheme="minorHAnsi" w:hAnsiTheme="minorHAnsi"/>
-                <w:sz w:val="16"/>
-                <w:szCs w:val="16"/>
-              </w:rPr>
-              <w:t>ElseIf</w:t>
-            </w:r>
-            <w:proofErr w:type="spellEnd"/>
-            <w:r>
-              <w:rPr>
-                <w:rFonts w:asciiTheme="minorHAnsi" w:hAnsiTheme="minorHAnsi"/>
-                <w:sz w:val="16"/>
-                <w:szCs w:val="16"/>
-              </w:rPr>
-              <w:t xml:space="preserve"> A1</w:t>
+            <w:r>
+              <w:rPr>
+                <w:rFonts w:asciiTheme="minorHAnsi" w:hAnsiTheme="minorHAnsi"/>
+                <w:sz w:val="16"/>
+                <w:szCs w:val="16"/>
+              </w:rPr>
+              <w:t>ElseIf A1</w:t>
             </w:r>
             <w:r>
               <w:rPr>
@@ -11183,16 +10545,7 @@
                 <w:sz w:val="16"/>
                 <w:szCs w:val="16"/>
               </w:rPr>
-              <w:t>Else use MCH-</w:t>
-            </w:r>
-            <w:proofErr w:type="gramStart"/>
-            <w:r>
-              <w:rPr>
-                <w:rFonts w:asciiTheme="minorHAnsi" w:hAnsiTheme="minorHAnsi"/>
-                <w:sz w:val="16"/>
-                <w:szCs w:val="16"/>
-              </w:rPr>
-              <w:t>23a</w:t>
+              <w:t>Else use MCH-23a</w:t>
             </w:r>
             <w:r>
               <w:rPr>
@@ -11202,7 +10555,6 @@
               </w:rPr>
               <w:t>;</w:t>
             </w:r>
-            <w:proofErr w:type="gramEnd"/>
           </w:p>
           <w:p>
             <w:pPr>
@@ -11263,35 +10615,7 @@
                 <w:sz w:val="16"/>
                 <w:szCs w:val="16"/>
               </w:rPr>
-              <w:t xml:space="preserve"> </w:t>
-            </w:r>
-            <w:proofErr w:type="gramStart"/>
-            <w:r>
-              <w:rPr>
-                <w:rFonts w:asciiTheme="minorHAnsi" w:hAnsiTheme="minorHAnsi"/>
-                <w:sz w:val="16"/>
-                <w:szCs w:val="16"/>
-              </w:rPr>
-              <w:t xml:space="preserve">=  </w:t>
-            </w:r>
-            <w:proofErr w:type="spellStart"/>
-            <w:r>
-              <w:rPr>
-                <w:rFonts w:asciiTheme="minorHAnsi" w:hAnsiTheme="minorHAnsi"/>
-                <w:sz w:val="16"/>
-                <w:szCs w:val="16"/>
-              </w:rPr>
-              <w:t>ZonallyControlled</w:t>
-            </w:r>
-            <w:proofErr w:type="spellEnd"/>
-            <w:proofErr w:type="gramEnd"/>
-            <w:r>
-              <w:rPr>
-                <w:rFonts w:asciiTheme="minorHAnsi" w:hAnsiTheme="minorHAnsi"/>
-                <w:sz w:val="16"/>
-                <w:szCs w:val="16"/>
-              </w:rPr>
-              <w:t xml:space="preserve"> </w:t>
+              <w:t xml:space="preserve"> =  ZonallyControlled </w:t>
             </w:r>
             <w:del w:id="29" w:author="Alhabibi, Haider@Energy" w:date="2023-11-16T10:22:00Z">
               <w:r>
@@ -11345,25 +10669,7 @@
                 <w:sz w:val="16"/>
                 <w:szCs w:val="16"/>
               </w:rPr>
-              <w:t xml:space="preserve"> = </w:t>
-            </w:r>
-            <w:proofErr w:type="spellStart"/>
-            <w:r>
-              <w:rPr>
-                <w:rFonts w:asciiTheme="minorHAnsi" w:hAnsiTheme="minorHAnsi"/>
-                <w:sz w:val="16"/>
-                <w:szCs w:val="16"/>
-              </w:rPr>
-              <w:t>SingleSpeed</w:t>
-            </w:r>
-            <w:proofErr w:type="spellEnd"/>
-            <w:r>
-              <w:rPr>
-                <w:rFonts w:asciiTheme="minorHAnsi" w:hAnsiTheme="minorHAnsi"/>
-                <w:sz w:val="16"/>
-                <w:szCs w:val="16"/>
-              </w:rPr>
-              <w:t xml:space="preserve"> </w:t>
+              <w:t xml:space="preserve"> = SingleSpeed </w:t>
             </w:r>
             <w:r>
               <w:rPr>
@@ -11480,16 +10786,7 @@
                 <w:sz w:val="16"/>
                 <w:szCs w:val="16"/>
               </w:rPr>
-              <w:t>use variant MCH-</w:t>
-            </w:r>
-            <w:proofErr w:type="gramStart"/>
-            <w:r>
-              <w:rPr>
-                <w:rFonts w:asciiTheme="minorHAnsi" w:hAnsiTheme="minorHAnsi"/>
-                <w:sz w:val="16"/>
-                <w:szCs w:val="16"/>
-              </w:rPr>
-              <w:t>23b</w:t>
+              <w:t>use variant MCH-23b</w:t>
             </w:r>
             <w:r>
               <w:rPr>
@@ -11499,7 +10796,6 @@
               </w:rPr>
               <w:t>;</w:t>
             </w:r>
-            <w:proofErr w:type="gramEnd"/>
           </w:p>
           <w:p>
             <w:pPr>
@@ -11510,23 +10806,13 @@
                 <w:szCs w:val="16"/>
               </w:rPr>
             </w:pPr>
-            <w:proofErr w:type="spellStart"/>
-            <w:r>
-              <w:rPr>
-                <w:rFonts w:asciiTheme="minorHAnsi" w:hAnsiTheme="minorHAnsi"/>
-                <w:sz w:val="16"/>
-                <w:szCs w:val="16"/>
-              </w:rPr>
-              <w:t>ElseIf</w:t>
-            </w:r>
-            <w:proofErr w:type="spellEnd"/>
-            <w:r>
-              <w:rPr>
-                <w:rFonts w:asciiTheme="minorHAnsi" w:hAnsiTheme="minorHAnsi"/>
-                <w:sz w:val="16"/>
-                <w:szCs w:val="16"/>
-              </w:rPr>
-              <w:t xml:space="preserve"> A0</w:t>
+            <w:r>
+              <w:rPr>
+                <w:rFonts w:asciiTheme="minorHAnsi" w:hAnsiTheme="minorHAnsi"/>
+                <w:sz w:val="16"/>
+                <w:szCs w:val="16"/>
+              </w:rPr>
+              <w:t>ElseIf A0</w:t>
             </w:r>
             <w:r>
               <w:rPr>
@@ -11542,18 +10828,8 @@
                 <w:sz w:val="16"/>
                 <w:szCs w:val="16"/>
               </w:rPr>
-              <w:t xml:space="preserve"> = </w:t>
-            </w:r>
-            <w:proofErr w:type="spellStart"/>
-            <w:r>
-              <w:rPr>
-                <w:rFonts w:asciiTheme="minorHAnsi" w:hAnsiTheme="minorHAnsi"/>
-                <w:sz w:val="16"/>
-                <w:szCs w:val="16"/>
-              </w:rPr>
-              <w:t>MultiSpeed</w:t>
-            </w:r>
-            <w:proofErr w:type="spellEnd"/>
+              <w:t xml:space="preserve"> = MultiSpeed</w:t>
+            </w:r>
             <w:r>
               <w:rPr>
                 <w:rFonts w:asciiTheme="minorHAnsi" w:hAnsiTheme="minorHAnsi"/>
@@ -11677,16 +10953,7 @@
                 <w:sz w:val="16"/>
                 <w:szCs w:val="16"/>
               </w:rPr>
-              <w:t>use variant MCH-</w:t>
-            </w:r>
-            <w:proofErr w:type="gramStart"/>
-            <w:r>
-              <w:rPr>
-                <w:rFonts w:asciiTheme="minorHAnsi" w:hAnsiTheme="minorHAnsi"/>
-                <w:sz w:val="16"/>
-                <w:szCs w:val="16"/>
-              </w:rPr>
-              <w:t>23a</w:t>
+              <w:t>use variant MCH-23a</w:t>
             </w:r>
             <w:r>
               <w:rPr>
@@ -11696,7 +10963,6 @@
               </w:rPr>
               <w:t>;</w:t>
             </w:r>
-            <w:proofErr w:type="gramEnd"/>
           </w:p>
           <w:p>
             <w:pPr>
@@ -11718,23 +10984,13 @@
                 <w:szCs w:val="16"/>
               </w:rPr>
             </w:pPr>
-            <w:proofErr w:type="spellStart"/>
-            <w:r>
-              <w:rPr>
-                <w:rFonts w:asciiTheme="minorHAnsi" w:hAnsiTheme="minorHAnsi"/>
-                <w:sz w:val="16"/>
-                <w:szCs w:val="16"/>
-              </w:rPr>
-              <w:t>ElseIf</w:t>
-            </w:r>
-            <w:proofErr w:type="spellEnd"/>
-            <w:r>
-              <w:rPr>
-                <w:rFonts w:asciiTheme="minorHAnsi" w:hAnsiTheme="minorHAnsi"/>
-                <w:sz w:val="16"/>
-                <w:szCs w:val="16"/>
-              </w:rPr>
-              <w:t xml:space="preserve"> A0</w:t>
+            <w:r>
+              <w:rPr>
+                <w:rFonts w:asciiTheme="minorHAnsi" w:hAnsiTheme="minorHAnsi"/>
+                <w:sz w:val="16"/>
+                <w:szCs w:val="16"/>
+              </w:rPr>
+              <w:t>ElseIf A0</w:t>
             </w:r>
             <w:r>
               <w:rPr>
@@ -11750,25 +11006,7 @@
                 <w:sz w:val="16"/>
                 <w:szCs w:val="16"/>
               </w:rPr>
-              <w:t xml:space="preserve"> = </w:t>
-            </w:r>
-            <w:proofErr w:type="spellStart"/>
-            <w:r>
-              <w:rPr>
-                <w:rFonts w:asciiTheme="minorHAnsi" w:hAnsiTheme="minorHAnsi"/>
-                <w:sz w:val="16"/>
-                <w:szCs w:val="16"/>
-              </w:rPr>
-              <w:t>NotZonal</w:t>
-            </w:r>
-            <w:proofErr w:type="spellEnd"/>
-            <w:r>
-              <w:rPr>
-                <w:rFonts w:asciiTheme="minorHAnsi" w:hAnsiTheme="minorHAnsi"/>
-                <w:sz w:val="16"/>
-                <w:szCs w:val="16"/>
-              </w:rPr>
-              <w:t xml:space="preserve"> Then</w:t>
+              <w:t xml:space="preserve"> = NotZonal Then</w:t>
             </w:r>
           </w:p>
           <w:p>
@@ -11787,25 +11025,7 @@
                 <w:sz w:val="16"/>
                 <w:szCs w:val="16"/>
               </w:rPr>
-              <w:t xml:space="preserve">If cooling system type on MCH-01 = No Cooling </w:t>
-            </w:r>
-            <w:proofErr w:type="gramStart"/>
-            <w:r>
-              <w:rPr>
-                <w:rFonts w:asciiTheme="minorHAnsi" w:hAnsiTheme="minorHAnsi"/>
-                <w:sz w:val="16"/>
-                <w:szCs w:val="16"/>
-              </w:rPr>
-              <w:t>And</w:t>
-            </w:r>
-            <w:proofErr w:type="gramEnd"/>
-            <w:r>
-              <w:rPr>
-                <w:rFonts w:asciiTheme="minorHAnsi" w:hAnsiTheme="minorHAnsi"/>
-                <w:sz w:val="16"/>
-                <w:szCs w:val="16"/>
-              </w:rPr>
-              <w:t xml:space="preserve"> A0</w:t>
+              <w:t>If cooling system type on MCH-01 = No Cooling And A0</w:t>
             </w:r>
             <w:r>
               <w:rPr>
@@ -12029,16 +11249,7 @@
                 <w:sz w:val="16"/>
                 <w:szCs w:val="16"/>
               </w:rPr>
-              <w:t>use variant MCH-</w:t>
-            </w:r>
-            <w:proofErr w:type="gramStart"/>
-            <w:r>
-              <w:rPr>
-                <w:rFonts w:asciiTheme="minorHAnsi" w:hAnsiTheme="minorHAnsi"/>
-                <w:sz w:val="16"/>
-                <w:szCs w:val="16"/>
-              </w:rPr>
-              <w:t>23a</w:t>
+              <w:t>use variant MCH-23a</w:t>
             </w:r>
             <w:r>
               <w:rPr>
@@ -12048,7 +11259,6 @@
               </w:rPr>
               <w:t>;</w:t>
             </w:r>
-            <w:proofErr w:type="gramEnd"/>
           </w:p>
           <w:p>
             <w:pPr>
@@ -12070,23 +11280,13 @@
                 <w:szCs w:val="16"/>
               </w:rPr>
             </w:pPr>
-            <w:proofErr w:type="spellStart"/>
             <w:r>
               <w:rPr>
                 <w:rFonts w:ascii="Calibri" w:hAnsi="Calibri"/>
                 <w:sz w:val="16"/>
                 <w:szCs w:val="16"/>
               </w:rPr>
-              <w:t>ElseIf</w:t>
-            </w:r>
-            <w:proofErr w:type="spellEnd"/>
-            <w:r>
-              <w:rPr>
-                <w:rFonts w:ascii="Calibri" w:hAnsi="Calibri"/>
-                <w:sz w:val="16"/>
-                <w:szCs w:val="16"/>
-              </w:rPr>
-              <w:t xml:space="preserve"> A0</w:t>
+              <w:t>ElseIf A0</w:t>
             </w:r>
             <w:r>
               <w:rPr>
@@ -12593,25 +11793,7 @@
                 <w:sz w:val="18"/>
                 <w:szCs w:val="18"/>
               </w:rPr>
-              <w:t xml:space="preserve">If MCH-01 – </w:t>
-            </w:r>
-            <w:proofErr w:type="spellStart"/>
-            <w:r>
-              <w:rPr>
-                <w:rFonts w:asciiTheme="minorHAnsi" w:hAnsiTheme="minorHAnsi"/>
-                <w:sz w:val="18"/>
-                <w:szCs w:val="18"/>
-              </w:rPr>
-              <w:t>ResidentialCoolingSystemType</w:t>
-            </w:r>
-            <w:proofErr w:type="spellEnd"/>
-            <w:r>
-              <w:rPr>
-                <w:rFonts w:asciiTheme="minorHAnsi" w:hAnsiTheme="minorHAnsi"/>
-                <w:sz w:val="18"/>
-                <w:szCs w:val="18"/>
-              </w:rPr>
-              <w:t xml:space="preserve"> = Small Duct High Velocity</w:t>
+              <w:t>If MCH-01 – ResidentialCoolingSystemType = Small Duct High Velocity</w:t>
             </w:r>
             <w:r>
               <w:rPr>
@@ -12671,18 +11853,8 @@
                 <w:sz w:val="18"/>
                 <w:szCs w:val="18"/>
               </w:rPr>
-              <w:t xml:space="preserve"> = Alteration, then value = </w:t>
-            </w:r>
-            <w:proofErr w:type="gramStart"/>
-            <w:r>
-              <w:rPr>
-                <w:rFonts w:asciiTheme="minorHAnsi" w:hAnsiTheme="minorHAnsi"/>
-                <w:sz w:val="18"/>
-                <w:szCs w:val="18"/>
-              </w:rPr>
-              <w:t>300;</w:t>
-            </w:r>
-            <w:proofErr w:type="gramEnd"/>
+              <w:t xml:space="preserve"> = Alteration, then value = 300;</w:t>
+            </w:r>
           </w:p>
           <w:p>
             <w:pPr>
@@ -12698,34 +11870,139 @@
             <w:pPr>
               <w:keepNext/>
               <w:rPr>
-                <w:rFonts w:asciiTheme="minorHAnsi" w:hAnsiTheme="minorHAnsi"/>
-                <w:sz w:val="18"/>
-                <w:szCs w:val="18"/>
-              </w:rPr>
-            </w:pPr>
-            <w:r>
-              <w:rPr>
-                <w:rFonts w:asciiTheme="minorHAnsi" w:hAnsiTheme="minorHAnsi"/>
-                <w:sz w:val="18"/>
-                <w:szCs w:val="18"/>
-              </w:rPr>
-              <w:t>Elseif parent is MCH-01a, and B1</w:t>
-            </w:r>
-            <w:r>
-              <w:rPr>
-                <w:rFonts w:asciiTheme="minorHAnsi" w:hAnsiTheme="minorHAnsi"/>
-                <w:sz w:val="18"/>
-                <w:szCs w:val="18"/>
-              </w:rPr>
-              <w:t>0</w:t>
-            </w:r>
-            <w:r>
-              <w:rPr>
-                <w:rFonts w:asciiTheme="minorHAnsi" w:hAnsiTheme="minorHAnsi"/>
-                <w:sz w:val="18"/>
-                <w:szCs w:val="18"/>
-              </w:rPr>
-              <w:t xml:space="preserve"> </w:t>
+                <w:ins w:id="46" w:author="Haider Alhabibi" w:date="2024-04-08T17:20:00Z"/>
+                <w:rFonts w:asciiTheme="minorHAnsi" w:hAnsiTheme="minorHAnsi"/>
+                <w:sz w:val="18"/>
+                <w:szCs w:val="18"/>
+              </w:rPr>
+            </w:pPr>
+            <w:r>
+              <w:rPr>
+                <w:rFonts w:asciiTheme="minorHAnsi" w:hAnsiTheme="minorHAnsi"/>
+                <w:sz w:val="18"/>
+                <w:szCs w:val="18"/>
+              </w:rPr>
+              <w:t>Elseif parent is MCH-01a</w:t>
+            </w:r>
+            <w:ins w:id="47" w:author="Haider Alhabibi" w:date="2024-04-08T17:19:00Z">
+              <w:r>
+                <w:rPr>
+                  <w:rFonts w:asciiTheme="minorHAnsi" w:hAnsiTheme="minorHAnsi"/>
+                  <w:sz w:val="18"/>
+                  <w:szCs w:val="18"/>
+                </w:rPr>
+                <w:t xml:space="preserve"> only</w:t>
+              </w:r>
+            </w:ins>
+            <w:ins w:id="48" w:author="Haider Alhabibi" w:date="2024-04-08T17:20:00Z">
+              <w:r>
+                <w:rPr>
+                  <w:rFonts w:asciiTheme="minorHAnsi" w:hAnsiTheme="minorHAnsi"/>
+                  <w:sz w:val="18"/>
+                  <w:szCs w:val="18"/>
+                </w:rPr>
+                <w:t>:</w:t>
+              </w:r>
+            </w:ins>
+          </w:p>
+          <w:p>
+            <w:pPr>
+              <w:keepNext/>
+              <w:rPr>
+                <w:del w:id="49" w:author="Haider Alhabibi" w:date="2024-04-08T17:20:00Z"/>
+                <w:rFonts w:asciiTheme="minorHAnsi" w:hAnsiTheme="minorHAnsi"/>
+                <w:sz w:val="18"/>
+                <w:szCs w:val="18"/>
+              </w:rPr>
+            </w:pPr>
+            <w:ins w:id="50" w:author="Haider Alhabibi" w:date="2024-04-08T17:20:00Z">
+              <w:r>
+                <w:rPr>
+                  <w:rFonts w:asciiTheme="minorHAnsi" w:hAnsiTheme="minorHAnsi"/>
+                  <w:sz w:val="18"/>
+                  <w:szCs w:val="18"/>
+                </w:rPr>
+                <w:t>If (B10 ≠ NA and B10 ≠ D09) then value = 350</w:t>
+              </w:r>
+            </w:ins>
+            <w:del w:id="51" w:author="Haider Alhabibi" w:date="2024-04-08T17:20:00Z">
+              <w:r>
+                <w:rPr>
+                  <w:rFonts w:asciiTheme="minorHAnsi" w:hAnsiTheme="minorHAnsi"/>
+                  <w:sz w:val="18"/>
+                  <w:szCs w:val="18"/>
+                </w:rPr>
+                <w:delText>, and B1</w:delText>
+              </w:r>
+              <w:r>
+                <w:rPr>
+                  <w:rFonts w:asciiTheme="minorHAnsi" w:hAnsiTheme="minorHAnsi"/>
+                  <w:sz w:val="18"/>
+                  <w:szCs w:val="18"/>
+                </w:rPr>
+                <w:delText>0</w:delText>
+              </w:r>
+              <w:r>
+                <w:rPr>
+                  <w:rFonts w:asciiTheme="minorHAnsi" w:hAnsiTheme="minorHAnsi"/>
+                  <w:sz w:val="18"/>
+                  <w:szCs w:val="18"/>
+                </w:rPr>
+                <w:delText xml:space="preserve"> </w:delText>
+              </w:r>
+              <w:r>
+                <w:rPr>
+                  <w:rFonts w:asciiTheme="minorHAnsi" w:hAnsiTheme="minorHAnsi" w:cstheme="minorHAnsi"/>
+                  <w:sz w:val="18"/>
+                  <w:szCs w:val="18"/>
+                </w:rPr>
+                <w:delText>≠</w:delText>
+              </w:r>
+              <w:r>
+                <w:rPr>
+                  <w:rFonts w:asciiTheme="minorHAnsi" w:hAnsiTheme="minorHAnsi"/>
+                  <w:sz w:val="18"/>
+                  <w:szCs w:val="18"/>
+                </w:rPr>
+                <w:delText xml:space="preserve"> D09, then value = 350;</w:delText>
+              </w:r>
+            </w:del>
+          </w:p>
+          <w:p>
+            <w:pPr>
+              <w:keepNext/>
+              <w:rPr>
+                <w:ins w:id="52" w:author="Haider Alhabibi" w:date="2024-04-08T17:21:00Z"/>
+                <w:rFonts w:asciiTheme="minorHAnsi" w:hAnsiTheme="minorHAnsi"/>
+                <w:sz w:val="18"/>
+                <w:szCs w:val="18"/>
+              </w:rPr>
+            </w:pPr>
+            <w:r>
+              <w:rPr>
+                <w:rFonts w:asciiTheme="minorHAnsi" w:hAnsiTheme="minorHAnsi"/>
+                <w:sz w:val="18"/>
+                <w:szCs w:val="18"/>
+              </w:rPr>
+              <w:t xml:space="preserve">Elseif </w:t>
+            </w:r>
+            <w:del w:id="53" w:author="Haider Alhabibi" w:date="2024-04-08T17:21:00Z">
+              <w:r>
+                <w:rPr>
+                  <w:rFonts w:asciiTheme="minorHAnsi" w:hAnsiTheme="minorHAnsi"/>
+                  <w:sz w:val="18"/>
+                  <w:szCs w:val="18"/>
+                </w:rPr>
+                <w:delText xml:space="preserve">parent is MCH-01a, and </w:delText>
+              </w:r>
+            </w:del>
+            <w:r>
+              <w:rPr>
+                <w:rFonts w:asciiTheme="minorHAnsi" w:hAnsiTheme="minorHAnsi"/>
+                <w:sz w:val="18"/>
+                <w:szCs w:val="18"/>
+              </w:rPr>
+              <w:t xml:space="preserve">C08 </w:t>
             </w:r>
             <w:r>
               <w:rPr>
@@ -12741,23 +12018,14 @@
                 <w:sz w:val="18"/>
                 <w:szCs w:val="18"/>
               </w:rPr>
-              <w:t xml:space="preserve"> D09, then value = </w:t>
-            </w:r>
-            <w:proofErr w:type="gramStart"/>
-            <w:r>
-              <w:rPr>
-                <w:rFonts w:asciiTheme="minorHAnsi" w:hAnsiTheme="minorHAnsi"/>
-                <w:sz w:val="18"/>
-                <w:szCs w:val="18"/>
-              </w:rPr>
-              <w:t>350;</w:t>
-            </w:r>
-            <w:proofErr w:type="gramEnd"/>
+              <w:t xml:space="preserve"> NA, then reference value from MCH-01a C08;</w:t>
+            </w:r>
           </w:p>
           <w:p>
             <w:pPr>
               <w:keepNext/>
               <w:rPr>
+                <w:ins w:id="54" w:author="Haider Alhabibi" w:date="2024-04-08T17:21:00Z"/>
                 <w:rFonts w:asciiTheme="minorHAnsi" w:hAnsiTheme="minorHAnsi"/>
                 <w:sz w:val="18"/>
                 <w:szCs w:val="18"/>
@@ -12768,50 +12036,70 @@
             <w:pPr>
               <w:keepNext/>
               <w:rPr>
-                <w:rFonts w:asciiTheme="minorHAnsi" w:hAnsiTheme="minorHAnsi"/>
-                <w:sz w:val="18"/>
-                <w:szCs w:val="18"/>
-              </w:rPr>
-            </w:pPr>
-            <w:r>
-              <w:rPr>
-                <w:rFonts w:asciiTheme="minorHAnsi" w:hAnsiTheme="minorHAnsi"/>
-                <w:sz w:val="18"/>
-                <w:szCs w:val="18"/>
-              </w:rPr>
-              <w:t xml:space="preserve">Elseif parent is MCH-01a, and C08 </w:t>
-            </w:r>
-            <w:r>
-              <w:rPr>
-                <w:rFonts w:asciiTheme="minorHAnsi" w:hAnsiTheme="minorHAnsi" w:cstheme="minorHAnsi"/>
-                <w:sz w:val="18"/>
-                <w:szCs w:val="18"/>
-              </w:rPr>
-              <w:t>≠</w:t>
-            </w:r>
-            <w:r>
-              <w:rPr>
-                <w:rFonts w:asciiTheme="minorHAnsi" w:hAnsiTheme="minorHAnsi"/>
-                <w:sz w:val="18"/>
-                <w:szCs w:val="18"/>
-              </w:rPr>
-              <w:t xml:space="preserve"> NA, then reference value from MCH-01a </w:t>
-            </w:r>
-            <w:proofErr w:type="gramStart"/>
-            <w:r>
-              <w:rPr>
-                <w:rFonts w:asciiTheme="minorHAnsi" w:hAnsiTheme="minorHAnsi"/>
-                <w:sz w:val="18"/>
-                <w:szCs w:val="18"/>
-              </w:rPr>
-              <w:t>C08;</w:t>
-            </w:r>
-            <w:proofErr w:type="gramEnd"/>
+                <w:ins w:id="55" w:author="Haider Alhabibi" w:date="2024-04-08T17:21:00Z"/>
+                <w:rFonts w:asciiTheme="minorHAnsi" w:hAnsiTheme="minorHAnsi"/>
+                <w:sz w:val="18"/>
+                <w:szCs w:val="18"/>
+              </w:rPr>
+            </w:pPr>
+            <w:ins w:id="56" w:author="Haider Alhabibi" w:date="2024-04-08T17:21:00Z">
+              <w:r>
+                <w:rPr>
+                  <w:rFonts w:asciiTheme="minorHAnsi" w:hAnsiTheme="minorHAnsi"/>
+                  <w:sz w:val="18"/>
+                  <w:szCs w:val="18"/>
+                </w:rPr>
+                <w:t xml:space="preserve">Elseif parent is MCH-01d only: </w:t>
+              </w:r>
+            </w:ins>
           </w:p>
           <w:p>
             <w:pPr>
               <w:keepNext/>
               <w:rPr>
+                <w:ins w:id="57" w:author="Haider Alhabibi" w:date="2024-04-08T17:21:00Z"/>
+                <w:rFonts w:asciiTheme="minorHAnsi" w:hAnsiTheme="minorHAnsi"/>
+                <w:sz w:val="18"/>
+                <w:szCs w:val="18"/>
+              </w:rPr>
+            </w:pPr>
+            <w:ins w:id="58" w:author="Haider Alhabibi" w:date="2024-04-08T17:21:00Z">
+              <w:r>
+                <w:rPr>
+                  <w:rFonts w:asciiTheme="minorHAnsi" w:hAnsiTheme="minorHAnsi"/>
+                  <w:sz w:val="18"/>
+                  <w:szCs w:val="18"/>
+                </w:rPr>
+                <w:t>If (B08 ≠ NA and B08 ≠ D09) then value = 350;</w:t>
+              </w:r>
+            </w:ins>
+          </w:p>
+          <w:p>
+            <w:pPr>
+              <w:keepNext/>
+              <w:rPr>
+                <w:ins w:id="59" w:author="Haider Alhabibi" w:date="2024-04-08T17:21:00Z"/>
+                <w:rFonts w:asciiTheme="minorHAnsi" w:hAnsiTheme="minorHAnsi"/>
+                <w:sz w:val="18"/>
+                <w:szCs w:val="18"/>
+              </w:rPr>
+            </w:pPr>
+            <w:ins w:id="60" w:author="Haider Alhabibi" w:date="2024-04-08T17:21:00Z">
+              <w:r>
+                <w:rPr>
+                  <w:rFonts w:asciiTheme="minorHAnsi" w:hAnsiTheme="minorHAnsi"/>
+                  <w:sz w:val="18"/>
+                  <w:szCs w:val="18"/>
+                </w:rPr>
+                <w:t>Elseif C08 ≠ NA, then reference value from MCH-01d C08;</w:t>
+              </w:r>
+            </w:ins>
+          </w:p>
+          <w:p>
+            <w:pPr>
+              <w:keepNext/>
+              <w:rPr>
+                <w:del w:id="61" w:author="Haider Alhabibi" w:date="2024-04-08T17:21:00Z"/>
                 <w:rFonts w:asciiTheme="minorHAnsi" w:hAnsiTheme="minorHAnsi"/>
                 <w:sz w:val="18"/>
                 <w:szCs w:val="18"/>
@@ -13023,25 +12311,7 @@
                 <w:sz w:val="18"/>
                 <w:szCs w:val="18"/>
               </w:rPr>
-              <w:t xml:space="preserve">&lt;&lt;user input numeric value: </w:t>
-            </w:r>
-            <w:proofErr w:type="spellStart"/>
-            <w:r>
-              <w:rPr>
-                <w:rFonts w:asciiTheme="minorHAnsi" w:hAnsiTheme="minorHAnsi"/>
-                <w:sz w:val="18"/>
-                <w:szCs w:val="18"/>
-              </w:rPr>
-              <w:t>xxxx</w:t>
-            </w:r>
-            <w:proofErr w:type="spellEnd"/>
-            <w:r>
-              <w:rPr>
-                <w:rFonts w:asciiTheme="minorHAnsi" w:hAnsiTheme="minorHAnsi"/>
-                <w:sz w:val="18"/>
-                <w:szCs w:val="18"/>
-              </w:rPr>
-              <w:t>&gt;&gt;</w:t>
+              <w:t>&lt;&lt;user input numeric value: xxxx&gt;&gt;</w:t>
             </w:r>
           </w:p>
         </w:tc>
@@ -18220,6 +17490,9 @@
   <w15:person w15:author="Alhabibi, Haider@Energy [2]">
     <w15:presenceInfo w15:providerId="AD" w15:userId="S::Haider.AlHabibi@energy.ca.gov::9decb8d2-95ad-4b7d-9bf6-d4373f69254c"/>
   </w15:person>
+  <w15:person w15:author="Haider Alhabibi">
+    <w15:presenceInfo w15:providerId="AD" w15:userId="S::Haider.AlHabibi@energy.ca.gov::9decb8d2-95ad-4b7d-9bf6-d4373f69254c"/>
+  </w15:person>
 </w15:people>
 </file>
 
@@ -18736,7 +18009,6 @@
   <w:style w:type="character" w:default="1" w:styleId="DefaultParagraphFont">
     <w:name w:val="Default Paragraph Font"/>
     <w:uiPriority w:val="1"/>
-    <w:semiHidden/>
     <w:unhideWhenUsed/>
   </w:style>
   <w:style w:type="table" w:default="1" w:styleId="TableNormal">
@@ -19732,8 +19004,8 @@
 </file>
 
 <file path=customXml/item1.xml><?xml version="1.0" encoding="utf-8"?>
-<ct:contentTypeSchema xmlns:ct="http://schemas.microsoft.com/office/2006/metadata/contentType" xmlns:ma="http://schemas.microsoft.com/office/2006/metadata/properties/metaAttributes" ct:_="" ma:_="" ma:contentTypeName="Document" ma:contentTypeID="0x01010061DC9A153AAEEE45BACE06E01F8272AC" ma:contentTypeVersion="21" ma:contentTypeDescription="Create a new document." ma:contentTypeScope="" ma:versionID="88efdf97b65d09c9d0c7bbf944c2dedf">
-  <xsd:schema xmlns:xsd="http://www.w3.org/2001/XMLSchema" xmlns:xs="http://www.w3.org/2001/XMLSchema" xmlns:p="http://schemas.microsoft.com/office/2006/metadata/properties" xmlns:ns2="785685f2-c2e1-4352-89aa-3faca8eaba52" xmlns:ns3="5067c814-4b34-462c-a21d-c185ff6548d2" targetNamespace="http://schemas.microsoft.com/office/2006/metadata/properties" ma:root="true" ma:fieldsID="ea7966bcb5d37bb36b188e4d473f173a" ns2:_="" ns3:_="">
+<ct:contentTypeSchema xmlns:ct="http://schemas.microsoft.com/office/2006/metadata/contentType" xmlns:ma="http://schemas.microsoft.com/office/2006/metadata/properties/metaAttributes" ct:_="" ma:_="" ma:contentTypeName="Document" ma:contentTypeID="0x01010061DC9A153AAEEE45BACE06E01F8272AC" ma:contentTypeVersion="22" ma:contentTypeDescription="Create a new document." ma:contentTypeScope="" ma:versionID="f385d176d2edce8649242d2577021922">
+  <xsd:schema xmlns:xsd="http://www.w3.org/2001/XMLSchema" xmlns:xs="http://www.w3.org/2001/XMLSchema" xmlns:p="http://schemas.microsoft.com/office/2006/metadata/properties" xmlns:ns2="785685f2-c2e1-4352-89aa-3faca8eaba52" xmlns:ns3="5067c814-4b34-462c-a21d-c185ff6548d2" targetNamespace="http://schemas.microsoft.com/office/2006/metadata/properties" ma:root="true" ma:fieldsID="d524efdc8979a7138db3d9a62e6dc8ef" ns2:_="" ns3:_="">
     <xsd:import namespace="785685f2-c2e1-4352-89aa-3faca8eaba52"/>
     <xsd:import namespace="5067c814-4b34-462c-a21d-c185ff6548d2"/>
     <xsd:element name="properties">
@@ -19762,6 +19034,7 @@
                 <xsd:element ref="ns2:lcf76f155ced4ddcb4097134ff3c332f" minOccurs="0"/>
                 <xsd:element ref="ns3:TaxCatchAll" minOccurs="0"/>
                 <xsd:element ref="ns2:MediaServiceObjectDetectorVersions" minOccurs="0"/>
+                <xsd:element ref="ns2:MediaServiceSearchProperties" minOccurs="0"/>
               </xsd:all>
             </xsd:complexType>
           </xsd:element>
@@ -19877,6 +19150,11 @@
     <xsd:element name="MediaServiceObjectDetectorVersions" ma:index="28" nillable="true" ma:displayName="MediaServiceObjectDetectorVersions" ma:hidden="true" ma:indexed="true" ma:internalName="MediaServiceObjectDetectorVersions" ma:readOnly="true">
       <xsd:simpleType>
         <xsd:restriction base="dms:Text"/>
+      </xsd:simpleType>
+    </xsd:element>
+    <xsd:element name="MediaServiceSearchProperties" ma:index="29" nillable="true" ma:displayName="MediaServiceSearchProperties" ma:hidden="true" ma:internalName="MediaServiceSearchProperties" ma:readOnly="true">
+      <xsd:simpleType>
+        <xsd:restriction base="dms:Note"/>
       </xsd:simpleType>
     </xsd:element>
   </xsd:schema>
@@ -20061,7 +19339,7 @@
 </file>
 
 <file path=customXml/itemProps1.xml><?xml version="1.0" encoding="utf-8"?>
-<ds:datastoreItem xmlns:ds="http://schemas.openxmlformats.org/officeDocument/2006/customXml" ds:itemID="{6504D9C2-AEF8-43E9-91CB-BB6F767533B7}">
+<ds:datastoreItem xmlns:ds="http://schemas.openxmlformats.org/officeDocument/2006/customXml" ds:itemID="{4BA77CB8-BC27-4DB5-B827-AEAB354E3A22}">
   <ds:schemaRefs>
     <ds:schemaRef ds:uri="http://schemas.microsoft.com/office/2006/metadata/contentType"/>
     <ds:schemaRef ds:uri="http://schemas.microsoft.com/office/2006/metadata/properties/metaAttributes"/>
@@ -20106,16 +19384,10 @@
 <file path=customXml/itemProps5.xml><?xml version="1.0" encoding="utf-8"?>
 <ds:datastoreItem xmlns:ds="http://schemas.openxmlformats.org/officeDocument/2006/customXml" ds:itemID="{F14C9E6E-697E-41B0-B119-F8C825592D0C}">
   <ds:schemaRefs>
-    <ds:schemaRef ds:uri="http://purl.org/dc/elements/1.1/"/>
-    <ds:schemaRef ds:uri="http://schemas.microsoft.com/office/2006/documentManagement/types"/>
-    <ds:schemaRef ds:uri="http://purl.org/dc/terms/"/>
+    <ds:schemaRef ds:uri="http://schemas.microsoft.com/office/2006/metadata/properties"/>
     <ds:schemaRef ds:uri="http://schemas.microsoft.com/office/infopath/2007/PartnerControls"/>
-    <ds:schemaRef ds:uri="http://purl.org/dc/dcmitype/"/>
-    <ds:schemaRef ds:uri="http://schemas.openxmlformats.org/package/2006/metadata/core-properties"/>
+    <ds:schemaRef ds:uri="785685f2-c2e1-4352-89aa-3faca8eaba52"/>
     <ds:schemaRef ds:uri="5067c814-4b34-462c-a21d-c185ff6548d2"/>
-    <ds:schemaRef ds:uri="http://schemas.microsoft.com/office/2006/metadata/properties"/>
-    <ds:schemaRef ds:uri="785685f2-c2e1-4352-89aa-3faca8eaba52"/>
-    <ds:schemaRef ds:uri="http://www.w3.org/XML/1998/namespace"/>
   </ds:schemaRefs>
 </ds:datastoreItem>
 </file>